--- a/public/cv/cv_desarrollador_es.docx
+++ b/public/cv/cv_desarrollador_es.docx
@@ -48,7 +48,7 @@
       <w:hyperlink r:id="rId17" w:tooltip="mailto:santosdeisrael39@gmail.com" w:history="1">
         <w:r>
           <w:rPr>
-            <w:rStyle w:val="1037"/>
+            <w:rStyle w:val="1043"/>
             <w:sz w:val="20"/>
             <w:szCs w:val="20"/>
           </w:rPr>
@@ -65,7 +65,7 @@
       <w:hyperlink r:id="rId18" w:tooltip="http://www.linkedin.com/in/israel-766580314" w:history="1">
         <w:r>
           <w:rPr>
-            <w:rStyle w:val="1037"/>
+            <w:rStyle w:val="1043"/>
             <w:rFonts w:ascii="Segoe UI" w:hAnsi="Segoe UI" w:cs="Segoe UI"/>
             <w:sz w:val="18"/>
             <w:szCs w:val="18"/>
@@ -85,7 +85,6 @@
         <w:rPr>
           <w:sz w:val="20"/>
           <w:szCs w:val="20"/>
-          <w:highlight w:val="none"/>
         </w:rPr>
       </w:r>
       <w:r>
@@ -172,7 +171,7 @@
       <w:hyperlink r:id="rId19" w:tooltip="https://github.com/israel-22" w:history="1">
         <w:r>
           <w:rPr>
-            <w:rStyle w:val="1037"/>
+            <w:rStyle w:val="1043"/>
             <w:sz w:val="20"/>
             <w:szCs w:val="20"/>
             <w:highlight w:val="none"/>
@@ -182,7 +181,7 @@
         </w:r>
         <w:r>
           <w:rPr>
-            <w:rStyle w:val="1037"/>
+            <w:rStyle w:val="1043"/>
             <w:sz w:val="20"/>
             <w:szCs w:val="20"/>
             <w:highlight w:val="none"/>
@@ -210,7 +209,7 @@
       <w:hyperlink r:id="rId20" w:tooltip="https://israel-22.github.io/Portafolio/" w:history="1">
         <w:r>
           <w:rPr>
-            <w:rStyle w:val="1037"/>
+            <w:rStyle w:val="1043"/>
             <w:sz w:val="20"/>
             <w:szCs w:val="20"/>
             <w:highlight w:val="none"/>
@@ -220,7 +219,7 @@
         </w:r>
         <w:r>
           <w:rPr>
-            <w:rStyle w:val="1037"/>
+            <w:rStyle w:val="1043"/>
             <w:sz w:val="20"/>
             <w:szCs w:val="20"/>
             <w:highlight w:val="none"/>
@@ -244,6 +243,13 @@
           <w:highlight w:val="none"/>
         </w:rPr>
       </w:r>
+      <w:r>
+        <w:rPr>
+          <w:sz w:val="20"/>
+          <w:szCs w:val="20"/>
+          <w:highlight w:val="none"/>
+        </w:rPr>
+      </w:r>
     </w:p>
     <w:p>
       <w:pPr>
@@ -281,6 +287,7 @@
         <w:pBdr/>
         <w:spacing w:after="0" w:line="240" w:lineRule="auto"/>
         <w:ind/>
+        <w:jc w:val="center"/>
         <w:rPr>
           <w:sz w:val="28"/>
           <w:szCs w:val="28"/>
@@ -317,7 +324,8 @@
       <w:r>
         <w:rPr>
           <w:sz w:val="28"/>
-          <w:szCs w:val="20"/>
+          <w:szCs w:val="28"/>
+          <w:highlight w:val="none"/>
         </w:rPr>
       </w:r>
     </w:p>
@@ -365,34 +373,6 @@
         <w:rPr>
           <w:sz w:val="22"/>
           <w:szCs w:val="22"/>
-          <w:highlight w:val="none"/>
-        </w:rPr>
-      </w:r>
-      <w:r>
-        <w:rPr>
-          <w:sz w:val="22"/>
-          <w:szCs w:val="22"/>
-          <w:highlight w:val="none"/>
-        </w:rPr>
-      </w:r>
-      <w:r>
-        <w:rPr>
-          <w:sz w:val="28"/>
-          <w:szCs w:val="20"/>
-          <w:highlight w:val="none"/>
-        </w:rPr>
-      </w:r>
-      <w:r>
-        <w:rPr>
-          <w:sz w:val="28"/>
-          <w:szCs w:val="20"/>
-          <w:highlight w:val="none"/>
-        </w:rPr>
-      </w:r>
-      <w:r>
-        <w:rPr>
-          <w:sz w:val="28"/>
-          <w:szCs w:val="20"/>
           <w:highlight w:val="none"/>
         </w:rPr>
       </w:r>
@@ -581,7 +561,7 @@
     </w:p>
     <w:p>
       <w:pPr>
-        <w:pStyle w:val="1039"/>
+        <w:pStyle w:val="1045"/>
         <w:numPr>
           <w:ilvl w:val="0"/>
           <w:numId w:val="13"/>
@@ -625,7 +605,7 @@
     </w:p>
     <w:p>
       <w:pPr>
-        <w:pStyle w:val="1039"/>
+        <w:pStyle w:val="1045"/>
         <w:numPr>
           <w:ilvl w:val="0"/>
           <w:numId w:val="13"/>
@@ -680,7 +660,7 @@
     </w:p>
     <w:p>
       <w:pPr>
-        <w:pStyle w:val="1039"/>
+        <w:pStyle w:val="1045"/>
         <w:numPr>
           <w:ilvl w:val="0"/>
           <w:numId w:val="13"/>
@@ -774,7 +754,7 @@
     </w:p>
     <w:p>
       <w:pPr>
-        <w:pStyle w:val="1039"/>
+        <w:pStyle w:val="1045"/>
         <w:numPr>
           <w:ilvl w:val="0"/>
           <w:numId w:val="13"/>
@@ -876,7 +856,7 @@
     </w:p>
     <w:p>
       <w:pPr>
-        <w:pStyle w:val="1039"/>
+        <w:pStyle w:val="1045"/>
         <w:numPr>
           <w:ilvl w:val="0"/>
           <w:numId w:val="13"/>
@@ -939,7 +919,7 @@
     </w:p>
     <w:p>
       <w:pPr>
-        <w:pStyle w:val="1039"/>
+        <w:pStyle w:val="1045"/>
         <w:pBdr/>
         <w:spacing w:after="0" w:line="240" w:lineRule="auto"/>
         <w:ind/>
@@ -973,7 +953,7 @@
     </w:p>
     <w:p>
       <w:pPr>
-        <w:pStyle w:val="1039"/>
+        <w:pStyle w:val="1045"/>
         <w:numPr>
           <w:ilvl w:val="0"/>
           <w:numId w:val="13"/>
@@ -1023,7 +1003,7 @@
     </w:p>
     <w:p>
       <w:pPr>
-        <w:pStyle w:val="1039"/>
+        <w:pStyle w:val="1045"/>
         <w:numPr>
           <w:ilvl w:val="0"/>
           <w:numId w:val="13"/>
@@ -1110,7 +1090,7 @@
     </w:p>
     <w:p>
       <w:pPr>
-        <w:pStyle w:val="1039"/>
+        <w:pStyle w:val="1045"/>
         <w:numPr>
           <w:ilvl w:val="0"/>
           <w:numId w:val="13"/>
@@ -1311,7 +1291,24 @@
           <w:sz w:val="24"/>
           <w:szCs w:val="24"/>
         </w:rPr>
-        <w:t xml:space="preserve">2022_Presente</w:t>
+        <w:t xml:space="preserve">2022</w:t>
+      </w:r>
+      <w:r>
+        <w:rPr>
+          <w:bCs/>
+          <w:sz w:val="24"/>
+          <w:szCs w:val="24"/>
+          <w:lang w:val="es-ES"/>
+        </w:rPr>
+        <w:t xml:space="preserve"> - </w:t>
+      </w:r>
+      <w:r>
+        <w:rPr>
+          <w:bCs/>
+          <w:sz w:val="24"/>
+          <w:szCs w:val="24"/>
+        </w:rPr>
+        <w:t xml:space="preserve">Presente</w:t>
       </w:r>
       <w:r>
         <w:rPr>
@@ -1381,7 +1378,7 @@
     </w:p>
     <w:p>
       <w:pPr>
-        <w:pStyle w:val="1039"/>
+        <w:pStyle w:val="1045"/>
         <w:numPr>
           <w:ilvl w:val="0"/>
           <w:numId w:val="14"/>
@@ -1408,7 +1405,7 @@
     </w:p>
     <w:p>
       <w:pPr>
-        <w:pStyle w:val="1039"/>
+        <w:pStyle w:val="1045"/>
         <w:numPr>
           <w:ilvl w:val="0"/>
           <w:numId w:val="14"/>
@@ -1435,7 +1432,7 @@
     </w:p>
     <w:p>
       <w:pPr>
-        <w:pStyle w:val="1039"/>
+        <w:pStyle w:val="1045"/>
         <w:numPr>
           <w:ilvl w:val="0"/>
           <w:numId w:val="14"/>
@@ -1462,7 +1459,7 @@
     </w:p>
     <w:p>
       <w:pPr>
-        <w:pStyle w:val="1039"/>
+        <w:pStyle w:val="1045"/>
         <w:numPr>
           <w:ilvl w:val="0"/>
           <w:numId w:val="14"/>
@@ -1489,7 +1486,7 @@
     </w:p>
     <w:p>
       <w:pPr>
-        <w:pStyle w:val="1039"/>
+        <w:pStyle w:val="1045"/>
         <w:numPr>
           <w:ilvl w:val="0"/>
           <w:numId w:val="14"/>
@@ -1560,7 +1557,7 @@
           <w:sz w:val="24"/>
           <w:szCs w:val="24"/>
         </w:rPr>
-        <w:t xml:space="preserve">Técnico                                                                                                   </w:t>
+        <w:t xml:space="preserve">Técnico                                                                                                  </w:t>
       </w:r>
       <w:r>
         <w:rPr>
@@ -1568,7 +1565,7 @@
           <w:sz w:val="24"/>
           <w:szCs w:val="24"/>
         </w:rPr>
-        <w:t xml:space="preserve">   </w:t>
+        <w:t xml:space="preserve">  </w:t>
       </w:r>
       <w:r>
         <w:rPr>
@@ -1591,7 +1588,22 @@
           <w:sz w:val="24"/>
           <w:szCs w:val="24"/>
         </w:rPr>
-        <w:t xml:space="preserve">2019_Febrero</w:t>
+        <w:t xml:space="preserve">2019</w:t>
+      </w:r>
+      <w:r>
+        <w:rPr>
+          <w:sz w:val="24"/>
+          <w:szCs w:val="24"/>
+          <w:lang w:val="es-ES"/>
+        </w:rPr>
+        <w:t xml:space="preserve"> - </w:t>
+      </w:r>
+      <w:r>
+        <w:rPr>
+          <w:sz w:val="24"/>
+          <w:szCs w:val="24"/>
+        </w:rPr>
+        <w:t xml:space="preserve">Febrero</w:t>
       </w:r>
       <w:r>
         <w:rPr>
@@ -1673,7 +1685,7 @@
     </w:p>
     <w:p>
       <w:pPr>
-        <w:pStyle w:val="1039"/>
+        <w:pStyle w:val="1045"/>
         <w:numPr>
           <w:ilvl w:val="0"/>
           <w:numId w:val="15"/>
@@ -1708,7 +1720,7 @@
     </w:p>
     <w:p>
       <w:pPr>
-        <w:pStyle w:val="1039"/>
+        <w:pStyle w:val="1045"/>
         <w:numPr>
           <w:ilvl w:val="0"/>
           <w:numId w:val="15"/>
@@ -1934,8 +1946,17 @@
           <w:bCs/>
           <w:sz w:val="24"/>
           <w:szCs w:val="24"/>
+          <w:lang w:val="es-ES"/>
         </w:rPr>
-        <w:t xml:space="preserve">_Presente</w:t>
+        <w:t xml:space="preserve"> - </w:t>
+      </w:r>
+      <w:r>
+        <w:rPr>
+          <w:bCs/>
+          <w:sz w:val="24"/>
+          <w:szCs w:val="24"/>
+        </w:rPr>
+        <w:t xml:space="preserve">Presente</w:t>
       </w:r>
       <w:r>
         <w:rPr>
@@ -1954,7 +1975,7 @@
     </w:p>
     <w:p>
       <w:pPr>
-        <w:pStyle w:val="1039"/>
+        <w:pStyle w:val="1045"/>
         <w:numPr>
           <w:ilvl w:val="0"/>
           <w:numId w:val="16"/>
@@ -1997,7 +2018,7 @@
     </w:p>
     <w:p>
       <w:pPr>
-        <w:pStyle w:val="1039"/>
+        <w:pStyle w:val="1045"/>
         <w:numPr>
           <w:ilvl w:val="0"/>
           <w:numId w:val="16"/>
@@ -2032,7 +2053,7 @@
     </w:p>
     <w:p>
       <w:pPr>
-        <w:pStyle w:val="1039"/>
+        <w:pStyle w:val="1045"/>
         <w:numPr>
           <w:ilvl w:val="0"/>
           <w:numId w:val="16"/>
@@ -2163,19 +2184,20 @@
       </w:r>
       <w:r>
         <w:rPr>
-          <w:b/>
+          <w:bCs/>
           <w:sz w:val="24"/>
           <w:szCs w:val="24"/>
         </w:rPr>
-        <w:tab/>
+        <w:t xml:space="preserve">Abril 2023</w:t>
       </w:r>
       <w:r>
         <w:rPr>
           <w:bCs/>
           <w:sz w:val="24"/>
           <w:szCs w:val="24"/>
+          <w:lang w:val="es-ES"/>
         </w:rPr>
-        <w:t xml:space="preserve">Abril 2023_</w:t>
+        <w:t xml:space="preserve"> - </w:t>
       </w:r>
       <w:r>
         <w:rPr>
@@ -2304,7 +2326,7 @@
     </w:p>
     <w:p>
       <w:pPr>
-        <w:pStyle w:val="1039"/>
+        <w:pStyle w:val="1045"/>
         <w:numPr>
           <w:ilvl w:val="0"/>
           <w:numId w:val="16"/>
@@ -2346,7 +2368,7 @@
     </w:p>
     <w:p>
       <w:pPr>
-        <w:pStyle w:val="1039"/>
+        <w:pStyle w:val="1045"/>
         <w:numPr>
           <w:ilvl w:val="0"/>
           <w:numId w:val="16"/>
@@ -2381,7 +2403,7 @@
     </w:p>
     <w:p>
       <w:pPr>
-        <w:pStyle w:val="1039"/>
+        <w:pStyle w:val="1045"/>
         <w:numPr>
           <w:ilvl w:val="0"/>
           <w:numId w:val="16"/>
@@ -2696,7 +2718,7 @@
   </w:p>
   <w:p>
     <w:pPr>
-      <w:pStyle w:val="1042"/>
+      <w:pStyle w:val="1048"/>
       <w:pBdr/>
       <w:spacing/>
       <w:ind/>
@@ -2712,7 +2734,7 @@
 <w:ftr xmlns:wpc="http://schemas.microsoft.com/office/word/2010/wordprocessingCanvas" xmlns:mc="http://schemas.openxmlformats.org/markup-compatibility/2006" xmlns:o="urn:schemas-microsoft-com:office:office" xmlns:r="http://schemas.openxmlformats.org/officeDocument/2006/relationships" xmlns:m="http://schemas.openxmlformats.org/officeDocument/2006/math" xmlns:v="urn:schemas-microsoft-com:vml" xmlns:wp14="http://schemas.microsoft.com/office/word/2010/wordprocessingDrawing" xmlns:wp="http://schemas.openxmlformats.org/drawingml/2006/wordprocessingDrawing" xmlns:w10="urn:schemas-microsoft-com:office:word" xmlns:w="http://schemas.openxmlformats.org/wordprocessingml/2006/main" xmlns:w14="http://schemas.microsoft.com/office/word/2010/wordml" xmlns:w15="http://schemas.microsoft.com/office/word/2012/wordml" xmlns:wpg="http://schemas.microsoft.com/office/word/2010/wordprocessingGroup" xmlns:wpi="http://schemas.microsoft.com/office/word/2010/wordprocessingInk" xmlns:wne="http://schemas.microsoft.com/office/word/2006/wordml" xmlns:a="http://schemas.openxmlformats.org/drawingml/2006/main" xmlns:wps="http://schemas.microsoft.com/office/word/2010/wordprocessingShape" mc:Ignorable="w14 w15 wp14">
   <w:p>
     <w:pPr>
-      <w:pStyle w:val="1042"/>
+      <w:pStyle w:val="1048"/>
       <w:pBdr/>
       <w:spacing/>
       <w:ind/>
@@ -2728,7 +2750,7 @@
 <w:ftr xmlns:wpc="http://schemas.microsoft.com/office/word/2010/wordprocessingCanvas" xmlns:mc="http://schemas.openxmlformats.org/markup-compatibility/2006" xmlns:o="urn:schemas-microsoft-com:office:office" xmlns:r="http://schemas.openxmlformats.org/officeDocument/2006/relationships" xmlns:m="http://schemas.openxmlformats.org/officeDocument/2006/math" xmlns:v="urn:schemas-microsoft-com:vml" xmlns:wp14="http://schemas.microsoft.com/office/word/2010/wordprocessingDrawing" xmlns:wp="http://schemas.openxmlformats.org/drawingml/2006/wordprocessingDrawing" xmlns:w10="urn:schemas-microsoft-com:office:word" xmlns:w="http://schemas.openxmlformats.org/wordprocessingml/2006/main" xmlns:w14="http://schemas.microsoft.com/office/word/2010/wordml" xmlns:w15="http://schemas.microsoft.com/office/word/2012/wordml" xmlns:wpg="http://schemas.microsoft.com/office/word/2010/wordprocessingGroup" xmlns:wpi="http://schemas.microsoft.com/office/word/2010/wordprocessingInk" xmlns:wne="http://schemas.microsoft.com/office/word/2006/wordml" xmlns:a="http://schemas.openxmlformats.org/drawingml/2006/main" xmlns:wps="http://schemas.microsoft.com/office/word/2010/wordprocessingShape" mc:Ignorable="w14 w15 wp14">
   <w:p>
     <w:pPr>
-      <w:pStyle w:val="1042"/>
+      <w:pStyle w:val="1048"/>
       <w:pBdr/>
       <w:spacing/>
       <w:ind/>
@@ -2744,7 +2766,7 @@
 <w:ftr xmlns:wpc="http://schemas.microsoft.com/office/word/2010/wordprocessingCanvas" xmlns:mc="http://schemas.openxmlformats.org/markup-compatibility/2006" xmlns:o="urn:schemas-microsoft-com:office:office" xmlns:r="http://schemas.openxmlformats.org/officeDocument/2006/relationships" xmlns:m="http://schemas.openxmlformats.org/officeDocument/2006/math" xmlns:v="urn:schemas-microsoft-com:vml" xmlns:wp14="http://schemas.microsoft.com/office/word/2010/wordprocessingDrawing" xmlns:wp="http://schemas.openxmlformats.org/drawingml/2006/wordprocessingDrawing" xmlns:w10="urn:schemas-microsoft-com:office:word" xmlns:w="http://schemas.openxmlformats.org/wordprocessingml/2006/main" xmlns:w14="http://schemas.microsoft.com/office/word/2010/wordml" xmlns:w15="http://schemas.microsoft.com/office/word/2012/wordml" xmlns:wpg="http://schemas.microsoft.com/office/word/2010/wordprocessingGroup" xmlns:wpi="http://schemas.microsoft.com/office/word/2010/wordprocessingInk" xmlns:wne="http://schemas.microsoft.com/office/word/2006/wordml" xmlns:a="http://schemas.openxmlformats.org/drawingml/2006/main" xmlns:wps="http://schemas.microsoft.com/office/word/2010/wordprocessingShape" mc:Ignorable="w14 w15 wp14">
   <w:p>
     <w:pPr>
-      <w:pStyle w:val="1042"/>
+      <w:pStyle w:val="1048"/>
       <w:pBdr/>
       <w:spacing/>
       <w:ind/>
@@ -2824,7 +2846,7 @@
   </w:p>
   <w:p>
     <w:pPr>
-      <w:pStyle w:val="1040"/>
+      <w:pStyle w:val="1046"/>
       <w:pBdr/>
       <w:spacing/>
       <w:ind/>
@@ -2840,7 +2862,7 @@
 <w:hdr xmlns:wpc="http://schemas.microsoft.com/office/word/2010/wordprocessingCanvas" xmlns:mc="http://schemas.openxmlformats.org/markup-compatibility/2006" xmlns:o="urn:schemas-microsoft-com:office:office" xmlns:r="http://schemas.openxmlformats.org/officeDocument/2006/relationships" xmlns:m="http://schemas.openxmlformats.org/officeDocument/2006/math" xmlns:v="urn:schemas-microsoft-com:vml" xmlns:wp14="http://schemas.microsoft.com/office/word/2010/wordprocessingDrawing" xmlns:wp="http://schemas.openxmlformats.org/drawingml/2006/wordprocessingDrawing" xmlns:w10="urn:schemas-microsoft-com:office:word" xmlns:w="http://schemas.openxmlformats.org/wordprocessingml/2006/main" xmlns:w14="http://schemas.microsoft.com/office/word/2010/wordml" xmlns:w15="http://schemas.microsoft.com/office/word/2012/wordml" xmlns:wpg="http://schemas.microsoft.com/office/word/2010/wordprocessingGroup" xmlns:wpi="http://schemas.microsoft.com/office/word/2010/wordprocessingInk" xmlns:wne="http://schemas.microsoft.com/office/word/2006/wordml" xmlns:a="http://schemas.openxmlformats.org/drawingml/2006/main" xmlns:wps="http://schemas.microsoft.com/office/word/2010/wordprocessingShape" mc:Ignorable="w14 w15 wp14">
   <w:p>
     <w:pPr>
-      <w:pStyle w:val="1040"/>
+      <w:pStyle w:val="1046"/>
       <w:pBdr/>
       <w:spacing/>
       <w:ind/>
@@ -2856,7 +2878,7 @@
 <w:hdr xmlns:wpc="http://schemas.microsoft.com/office/word/2010/wordprocessingCanvas" xmlns:mc="http://schemas.openxmlformats.org/markup-compatibility/2006" xmlns:o="urn:schemas-microsoft-com:office:office" xmlns:r="http://schemas.openxmlformats.org/officeDocument/2006/relationships" xmlns:m="http://schemas.openxmlformats.org/officeDocument/2006/math" xmlns:v="urn:schemas-microsoft-com:vml" xmlns:wp14="http://schemas.microsoft.com/office/word/2010/wordprocessingDrawing" xmlns:wp="http://schemas.openxmlformats.org/drawingml/2006/wordprocessingDrawing" xmlns:w10="urn:schemas-microsoft-com:office:word" xmlns:w="http://schemas.openxmlformats.org/wordprocessingml/2006/main" xmlns:w14="http://schemas.microsoft.com/office/word/2010/wordml" xmlns:w15="http://schemas.microsoft.com/office/word/2012/wordml" xmlns:wpg="http://schemas.microsoft.com/office/word/2010/wordprocessingGroup" xmlns:wpi="http://schemas.microsoft.com/office/word/2010/wordprocessingInk" xmlns:wne="http://schemas.microsoft.com/office/word/2006/wordml" xmlns:a="http://schemas.openxmlformats.org/drawingml/2006/main" xmlns:wps="http://schemas.microsoft.com/office/word/2010/wordprocessingShape" mc:Ignorable="w14 w15 wp14">
   <w:p>
     <w:pPr>
-      <w:pStyle w:val="1040"/>
+      <w:pStyle w:val="1046"/>
       <w:pBdr/>
       <w:spacing/>
       <w:ind/>
@@ -2872,7 +2894,7 @@
 <w:hdr xmlns:wpc="http://schemas.microsoft.com/office/word/2010/wordprocessingCanvas" xmlns:mc="http://schemas.openxmlformats.org/markup-compatibility/2006" xmlns:o="urn:schemas-microsoft-com:office:office" xmlns:r="http://schemas.openxmlformats.org/officeDocument/2006/relationships" xmlns:m="http://schemas.openxmlformats.org/officeDocument/2006/math" xmlns:v="urn:schemas-microsoft-com:vml" xmlns:wp14="http://schemas.microsoft.com/office/word/2010/wordprocessingDrawing" xmlns:wp="http://schemas.openxmlformats.org/drawingml/2006/wordprocessingDrawing" xmlns:w10="urn:schemas-microsoft-com:office:word" xmlns:w="http://schemas.openxmlformats.org/wordprocessingml/2006/main" xmlns:w14="http://schemas.microsoft.com/office/word/2010/wordml" xmlns:w15="http://schemas.microsoft.com/office/word/2012/wordml" xmlns:wpg="http://schemas.microsoft.com/office/word/2010/wordprocessingGroup" xmlns:wpi="http://schemas.microsoft.com/office/word/2010/wordprocessingInk" xmlns:wne="http://schemas.microsoft.com/office/word/2006/wordml" xmlns:a="http://schemas.openxmlformats.org/drawingml/2006/main" xmlns:wps="http://schemas.microsoft.com/office/word/2010/wordprocessingShape" mc:Ignorable="w14 w15 wp14">
   <w:p>
     <w:pPr>
-      <w:pStyle w:val="1040"/>
+      <w:pStyle w:val="1046"/>
       <w:pBdr/>
       <w:spacing/>
       <w:ind/>
@@ -3629,8 +3651,8 @@
     <w:lvl w:ilvl="0">
       <w:isLgl w:val="false"/>
       <w:lvlJc w:val="left"/>
-      <w:lvlText w:val="%1."/>
-      <w:numFmt w:val="decimal"/>
+      <w:lvlText w:val="·"/>
+      <w:numFmt w:val="bullet"/>
       <w:pPr>
         <w:pBdr/>
         <w:tabs>
@@ -3639,7 +3661,9 @@
         <w:spacing/>
         <w:ind w:hanging="720" w:left="720"/>
       </w:pPr>
-      <w:rPr/>
+      <w:rPr>
+        <w:rFonts w:hint="default" w:ascii="Symbol" w:hAnsi="Symbol" w:eastAsia="Symbol" w:cs="Symbol"/>
+      </w:rPr>
       <w:start w:val="1"/>
       <w:suff w:val="tab"/>
     </w:lvl>
@@ -5485,9 +5509,9 @@
     <w:lsdException w:name="Bibliography" w:uiPriority="37"/>
     <w:lsdException w:name="TOC Heading" w:uiPriority="39" w:qFormat="1"/>
   </w:latentStyles>
-  <w:style w:type="character" w:styleId="852">
+  <w:style w:type="character" w:styleId="858">
     <w:name w:val="Placeholder Text"/>
-    <w:basedOn w:val="1034"/>
+    <w:basedOn w:val="1040"/>
     <w:uiPriority w:val="99"/>
     <w:semiHidden/>
     <w:pPr>
@@ -5499,9 +5523,9 @@
       <w:color w:val="666666"/>
     </w:rPr>
   </w:style>
-  <w:style w:type="table" w:styleId="853">
+  <w:style w:type="table" w:styleId="859">
     <w:name w:val="Table Grid"/>
-    <w:basedOn w:val="1035"/>
+    <w:basedOn w:val="1041"/>
     <w:uiPriority w:val="59"/>
     <w:pPr>
       <w:pBdr/>
@@ -5698,9 +5722,9 @@
       </w:tcPr>
     </w:tblStylePr>
   </w:style>
-  <w:style w:type="table" w:styleId="854">
+  <w:style w:type="table" w:styleId="860">
     <w:name w:val="Table Grid Light"/>
-    <w:basedOn w:val="1035"/>
+    <w:basedOn w:val="1041"/>
     <w:uiPriority w:val="59"/>
     <w:pPr>
       <w:pBdr/>
@@ -5897,9 +5921,9 @@
       </w:tcPr>
     </w:tblStylePr>
   </w:style>
-  <w:style w:type="table" w:styleId="855">
+  <w:style w:type="table" w:styleId="861">
     <w:name w:val="Plain Table 1"/>
-    <w:basedOn w:val="1035"/>
+    <w:basedOn w:val="1041"/>
     <w:uiPriority w:val="59"/>
     <w:pPr>
       <w:pBdr/>
@@ -6122,9 +6146,9 @@
       </w:tcPr>
     </w:tblStylePr>
   </w:style>
-  <w:style w:type="table" w:styleId="856">
+  <w:style w:type="table" w:styleId="862">
     <w:name w:val="Plain Table 2"/>
-    <w:basedOn w:val="1035"/>
+    <w:basedOn w:val="1041"/>
     <w:uiPriority w:val="59"/>
     <w:pPr>
       <w:pBdr/>
@@ -6355,9 +6379,9 @@
       </w:tcPr>
     </w:tblStylePr>
   </w:style>
-  <w:style w:type="table" w:styleId="857">
+  <w:style w:type="table" w:styleId="863">
     <w:name w:val="Plain Table 3"/>
-    <w:basedOn w:val="1035"/>
+    <w:basedOn w:val="1041"/>
     <w:uiPriority w:val="99"/>
     <w:pPr>
       <w:pBdr/>
@@ -6585,9 +6609,9 @@
       </w:tcPr>
     </w:tblStylePr>
   </w:style>
-  <w:style w:type="table" w:styleId="858">
+  <w:style w:type="table" w:styleId="864">
     <w:name w:val="Plain Table 4"/>
-    <w:basedOn w:val="1035"/>
+    <w:basedOn w:val="1041"/>
     <w:uiPriority w:val="99"/>
     <w:pPr>
       <w:pBdr/>
@@ -6801,9 +6825,9 @@
       </w:tcPr>
     </w:tblStylePr>
   </w:style>
-  <w:style w:type="table" w:styleId="859">
+  <w:style w:type="table" w:styleId="865">
     <w:name w:val="Plain Table 5"/>
-    <w:basedOn w:val="1035"/>
+    <w:basedOn w:val="1041"/>
     <w:uiPriority w:val="99"/>
     <w:pPr>
       <w:pBdr/>
@@ -7034,9 +7058,9 @@
       </w:tcPr>
     </w:tblStylePr>
   </w:style>
-  <w:style w:type="table" w:styleId="860">
+  <w:style w:type="table" w:styleId="866">
     <w:name w:val="Grid Table 1 Light"/>
-    <w:basedOn w:val="1035"/>
+    <w:basedOn w:val="1041"/>
     <w:uiPriority w:val="99"/>
     <w:pPr>
       <w:pBdr/>
@@ -7257,9 +7281,9 @@
       </w:tcPr>
     </w:tblStylePr>
   </w:style>
-  <w:style w:type="table" w:styleId="861">
+  <w:style w:type="table" w:styleId="867">
     <w:name w:val="Grid Table 1 Light - Accent 1"/>
-    <w:basedOn w:val="1035"/>
+    <w:basedOn w:val="1041"/>
     <w:uiPriority w:val="99"/>
     <w:pPr>
       <w:pBdr/>
@@ -7480,9 +7504,9 @@
       </w:tcPr>
     </w:tblStylePr>
   </w:style>
-  <w:style w:type="table" w:styleId="862">
+  <w:style w:type="table" w:styleId="868">
     <w:name w:val="Grid Table 1 Light - Accent 2"/>
-    <w:basedOn w:val="1035"/>
+    <w:basedOn w:val="1041"/>
     <w:uiPriority w:val="99"/>
     <w:pPr>
       <w:pBdr/>
@@ -7703,9 +7727,9 @@
       </w:tcPr>
     </w:tblStylePr>
   </w:style>
-  <w:style w:type="table" w:styleId="863">
+  <w:style w:type="table" w:styleId="869">
     <w:name w:val="Grid Table 1 Light - Accent 3"/>
-    <w:basedOn w:val="1035"/>
+    <w:basedOn w:val="1041"/>
     <w:uiPriority w:val="99"/>
     <w:pPr>
       <w:pBdr/>
@@ -7926,9 +7950,9 @@
       </w:tcPr>
     </w:tblStylePr>
   </w:style>
-  <w:style w:type="table" w:styleId="864">
+  <w:style w:type="table" w:styleId="870">
     <w:name w:val="Grid Table 1 Light - Accent 4"/>
-    <w:basedOn w:val="1035"/>
+    <w:basedOn w:val="1041"/>
     <w:uiPriority w:val="99"/>
     <w:pPr>
       <w:pBdr/>
@@ -8149,9 +8173,9 @@
       </w:tcPr>
     </w:tblStylePr>
   </w:style>
-  <w:style w:type="table" w:styleId="865">
+  <w:style w:type="table" w:styleId="871">
     <w:name w:val="Grid Table 1 Light - Accent 5"/>
-    <w:basedOn w:val="1035"/>
+    <w:basedOn w:val="1041"/>
     <w:uiPriority w:val="99"/>
     <w:pPr>
       <w:pBdr/>
@@ -8372,9 +8396,9 @@
       </w:tcPr>
     </w:tblStylePr>
   </w:style>
-  <w:style w:type="table" w:styleId="866">
+  <w:style w:type="table" w:styleId="872">
     <w:name w:val="Grid Table 1 Light - Accent 6"/>
-    <w:basedOn w:val="1035"/>
+    <w:basedOn w:val="1041"/>
     <w:uiPriority w:val="99"/>
     <w:pPr>
       <w:pBdr/>
@@ -8595,9 +8619,9 @@
       </w:tcPr>
     </w:tblStylePr>
   </w:style>
-  <w:style w:type="table" w:styleId="867">
+  <w:style w:type="table" w:styleId="873">
     <w:name w:val="Grid Table 2"/>
-    <w:basedOn w:val="1035"/>
+    <w:basedOn w:val="1041"/>
     <w:uiPriority w:val="99"/>
     <w:pPr>
       <w:pBdr/>
@@ -8827,9 +8851,9 @@
       </w:tcPr>
     </w:tblStylePr>
   </w:style>
-  <w:style w:type="table" w:styleId="868">
+  <w:style w:type="table" w:styleId="874">
     <w:name w:val="Grid Table 2 - Accent 1"/>
-    <w:basedOn w:val="1035"/>
+    <w:basedOn w:val="1041"/>
     <w:uiPriority w:val="99"/>
     <w:pPr>
       <w:pBdr/>
@@ -9059,9 +9083,9 @@
       </w:tcPr>
     </w:tblStylePr>
   </w:style>
-  <w:style w:type="table" w:styleId="869">
+  <w:style w:type="table" w:styleId="875">
     <w:name w:val="Grid Table 2 - Accent 2"/>
-    <w:basedOn w:val="1035"/>
+    <w:basedOn w:val="1041"/>
     <w:uiPriority w:val="99"/>
     <w:pPr>
       <w:pBdr/>
@@ -9291,9 +9315,9 @@
       </w:tcPr>
     </w:tblStylePr>
   </w:style>
-  <w:style w:type="table" w:styleId="870">
+  <w:style w:type="table" w:styleId="876">
     <w:name w:val="Grid Table 2 - Accent 3"/>
-    <w:basedOn w:val="1035"/>
+    <w:basedOn w:val="1041"/>
     <w:uiPriority w:val="99"/>
     <w:pPr>
       <w:pBdr/>
@@ -9523,9 +9547,9 @@
       </w:tcPr>
     </w:tblStylePr>
   </w:style>
-  <w:style w:type="table" w:styleId="871">
+  <w:style w:type="table" w:styleId="877">
     <w:name w:val="Grid Table 2 - Accent 4"/>
-    <w:basedOn w:val="1035"/>
+    <w:basedOn w:val="1041"/>
     <w:uiPriority w:val="99"/>
     <w:pPr>
       <w:pBdr/>
@@ -9755,9 +9779,9 @@
       </w:tcPr>
     </w:tblStylePr>
   </w:style>
-  <w:style w:type="table" w:styleId="872">
+  <w:style w:type="table" w:styleId="878">
     <w:name w:val="Grid Table 2 - Accent 5"/>
-    <w:basedOn w:val="1035"/>
+    <w:basedOn w:val="1041"/>
     <w:uiPriority w:val="99"/>
     <w:pPr>
       <w:pBdr/>
@@ -9987,9 +10011,9 @@
       </w:tcPr>
     </w:tblStylePr>
   </w:style>
-  <w:style w:type="table" w:styleId="873">
+  <w:style w:type="table" w:styleId="879">
     <w:name w:val="Grid Table 2 - Accent 6"/>
-    <w:basedOn w:val="1035"/>
+    <w:basedOn w:val="1041"/>
     <w:uiPriority w:val="99"/>
     <w:pPr>
       <w:pBdr/>
@@ -10219,9 +10243,9 @@
       </w:tcPr>
     </w:tblStylePr>
   </w:style>
-  <w:style w:type="table" w:styleId="874">
+  <w:style w:type="table" w:styleId="880">
     <w:name w:val="Grid Table 3"/>
-    <w:basedOn w:val="1035"/>
+    <w:basedOn w:val="1041"/>
     <w:uiPriority w:val="99"/>
     <w:pPr>
       <w:pBdr/>
@@ -10464,9 +10488,9 @@
       </w:tcPr>
     </w:tblStylePr>
   </w:style>
-  <w:style w:type="table" w:styleId="875">
+  <w:style w:type="table" w:styleId="881">
     <w:name w:val="Grid Table 3 - Accent 1"/>
-    <w:basedOn w:val="1035"/>
+    <w:basedOn w:val="1041"/>
     <w:uiPriority w:val="99"/>
     <w:pPr>
       <w:pBdr/>
@@ -10709,9 +10733,9 @@
       </w:tcPr>
     </w:tblStylePr>
   </w:style>
-  <w:style w:type="table" w:styleId="876">
+  <w:style w:type="table" w:styleId="882">
     <w:name w:val="Grid Table 3 - Accent 2"/>
-    <w:basedOn w:val="1035"/>
+    <w:basedOn w:val="1041"/>
     <w:uiPriority w:val="99"/>
     <w:pPr>
       <w:pBdr/>
@@ -10954,9 +10978,9 @@
       </w:tcPr>
     </w:tblStylePr>
   </w:style>
-  <w:style w:type="table" w:styleId="877">
+  <w:style w:type="table" w:styleId="883">
     <w:name w:val="Grid Table 3 - Accent 3"/>
-    <w:basedOn w:val="1035"/>
+    <w:basedOn w:val="1041"/>
     <w:uiPriority w:val="99"/>
     <w:pPr>
       <w:pBdr/>
@@ -11199,9 +11223,9 @@
       </w:tcPr>
     </w:tblStylePr>
   </w:style>
-  <w:style w:type="table" w:styleId="878">
+  <w:style w:type="table" w:styleId="884">
     <w:name w:val="Grid Table 3 - Accent 4"/>
-    <w:basedOn w:val="1035"/>
+    <w:basedOn w:val="1041"/>
     <w:uiPriority w:val="99"/>
     <w:pPr>
       <w:pBdr/>
@@ -11444,9 +11468,9 @@
       </w:tcPr>
     </w:tblStylePr>
   </w:style>
-  <w:style w:type="table" w:styleId="879">
+  <w:style w:type="table" w:styleId="885">
     <w:name w:val="Grid Table 3 - Accent 5"/>
-    <w:basedOn w:val="1035"/>
+    <w:basedOn w:val="1041"/>
     <w:uiPriority w:val="99"/>
     <w:pPr>
       <w:pBdr/>
@@ -11689,9 +11713,9 @@
       </w:tcPr>
     </w:tblStylePr>
   </w:style>
-  <w:style w:type="table" w:styleId="880">
+  <w:style w:type="table" w:styleId="886">
     <w:name w:val="Grid Table 3 - Accent 6"/>
-    <w:basedOn w:val="1035"/>
+    <w:basedOn w:val="1041"/>
     <w:uiPriority w:val="99"/>
     <w:pPr>
       <w:pBdr/>
@@ -11934,9 +11958,9 @@
       </w:tcPr>
     </w:tblStylePr>
   </w:style>
-  <w:style w:type="table" w:styleId="881">
+  <w:style w:type="table" w:styleId="887">
     <w:name w:val="Grid Table 4"/>
-    <w:basedOn w:val="1035"/>
+    <w:basedOn w:val="1041"/>
     <w:uiPriority w:val="59"/>
     <w:pPr>
       <w:pBdr/>
@@ -12167,9 +12191,9 @@
       </w:tcPr>
     </w:tblStylePr>
   </w:style>
-  <w:style w:type="table" w:styleId="882">
+  <w:style w:type="table" w:styleId="888">
     <w:name w:val="Grid Table 4 - Accent 1"/>
-    <w:basedOn w:val="1035"/>
+    <w:basedOn w:val="1041"/>
     <w:uiPriority w:val="59"/>
     <w:pPr>
       <w:pBdr/>
@@ -12400,9 +12424,9 @@
       </w:tcPr>
     </w:tblStylePr>
   </w:style>
-  <w:style w:type="table" w:styleId="883">
+  <w:style w:type="table" w:styleId="889">
     <w:name w:val="Grid Table 4 - Accent 2"/>
-    <w:basedOn w:val="1035"/>
+    <w:basedOn w:val="1041"/>
     <w:uiPriority w:val="59"/>
     <w:pPr>
       <w:pBdr/>
@@ -12633,9 +12657,9 @@
       </w:tcPr>
     </w:tblStylePr>
   </w:style>
-  <w:style w:type="table" w:styleId="884">
+  <w:style w:type="table" w:styleId="890">
     <w:name w:val="Grid Table 4 - Accent 3"/>
-    <w:basedOn w:val="1035"/>
+    <w:basedOn w:val="1041"/>
     <w:uiPriority w:val="59"/>
     <w:pPr>
       <w:pBdr/>
@@ -12866,9 +12890,9 @@
       </w:tcPr>
     </w:tblStylePr>
   </w:style>
-  <w:style w:type="table" w:styleId="885">
+  <w:style w:type="table" w:styleId="891">
     <w:name w:val="Grid Table 4 - Accent 4"/>
-    <w:basedOn w:val="1035"/>
+    <w:basedOn w:val="1041"/>
     <w:uiPriority w:val="59"/>
     <w:pPr>
       <w:pBdr/>
@@ -13099,9 +13123,9 @@
       </w:tcPr>
     </w:tblStylePr>
   </w:style>
-  <w:style w:type="table" w:styleId="886">
+  <w:style w:type="table" w:styleId="892">
     <w:name w:val="Grid Table 4 - Accent 5"/>
-    <w:basedOn w:val="1035"/>
+    <w:basedOn w:val="1041"/>
     <w:uiPriority w:val="59"/>
     <w:pPr>
       <w:pBdr/>
@@ -13332,9 +13356,9 @@
       </w:tcPr>
     </w:tblStylePr>
   </w:style>
-  <w:style w:type="table" w:styleId="887">
+  <w:style w:type="table" w:styleId="893">
     <w:name w:val="Grid Table 4 - Accent 6"/>
-    <w:basedOn w:val="1035"/>
+    <w:basedOn w:val="1041"/>
     <w:uiPriority w:val="59"/>
     <w:pPr>
       <w:pBdr/>
@@ -13565,9 +13589,9 @@
       </w:tcPr>
     </w:tblStylePr>
   </w:style>
-  <w:style w:type="table" w:styleId="888">
+  <w:style w:type="table" w:styleId="894">
     <w:name w:val="Grid Table 5 Dark"/>
-    <w:basedOn w:val="1035"/>
+    <w:basedOn w:val="1041"/>
     <w:uiPriority w:val="99"/>
     <w:pPr>
       <w:pBdr/>
@@ -13793,9 +13817,9 @@
       </w:tcPr>
     </w:tblStylePr>
   </w:style>
-  <w:style w:type="table" w:styleId="889">
+  <w:style w:type="table" w:styleId="895">
     <w:name w:val="Grid Table 5 Dark- Accent 1"/>
-    <w:basedOn w:val="1035"/>
+    <w:basedOn w:val="1041"/>
     <w:uiPriority w:val="99"/>
     <w:pPr>
       <w:pBdr/>
@@ -14021,9 +14045,9 @@
       </w:tcPr>
     </w:tblStylePr>
   </w:style>
-  <w:style w:type="table" w:styleId="890">
+  <w:style w:type="table" w:styleId="896">
     <w:name w:val="Grid Table 5 Dark - Accent 2"/>
-    <w:basedOn w:val="1035"/>
+    <w:basedOn w:val="1041"/>
     <w:uiPriority w:val="99"/>
     <w:pPr>
       <w:pBdr/>
@@ -14249,9 +14273,9 @@
       </w:tcPr>
     </w:tblStylePr>
   </w:style>
-  <w:style w:type="table" w:styleId="891">
+  <w:style w:type="table" w:styleId="897">
     <w:name w:val="Grid Table 5 Dark - Accent 3"/>
-    <w:basedOn w:val="1035"/>
+    <w:basedOn w:val="1041"/>
     <w:uiPriority w:val="99"/>
     <w:pPr>
       <w:pBdr/>
@@ -14477,9 +14501,9 @@
       </w:tcPr>
     </w:tblStylePr>
   </w:style>
-  <w:style w:type="table" w:styleId="892">
+  <w:style w:type="table" w:styleId="898">
     <w:name w:val="Grid Table 5 Dark- Accent 4"/>
-    <w:basedOn w:val="1035"/>
+    <w:basedOn w:val="1041"/>
     <w:uiPriority w:val="99"/>
     <w:pPr>
       <w:pBdr/>
@@ -14705,9 +14729,9 @@
       </w:tcPr>
     </w:tblStylePr>
   </w:style>
-  <w:style w:type="table" w:styleId="893">
+  <w:style w:type="table" w:styleId="899">
     <w:name w:val="Grid Table 5 Dark - Accent 5"/>
-    <w:basedOn w:val="1035"/>
+    <w:basedOn w:val="1041"/>
     <w:uiPriority w:val="99"/>
     <w:pPr>
       <w:pBdr/>
@@ -14933,9 +14957,9 @@
       </w:tcPr>
     </w:tblStylePr>
   </w:style>
-  <w:style w:type="table" w:styleId="894">
+  <w:style w:type="table" w:styleId="900">
     <w:name w:val="Grid Table 5 Dark - Accent 6"/>
-    <w:basedOn w:val="1035"/>
+    <w:basedOn w:val="1041"/>
     <w:uiPriority w:val="99"/>
     <w:pPr>
       <w:pBdr/>
@@ -15161,9 +15185,9 @@
       </w:tcPr>
     </w:tblStylePr>
   </w:style>
-  <w:style w:type="table" w:styleId="895">
+  <w:style w:type="table" w:styleId="901">
     <w:name w:val="Grid Table 6 Colorful"/>
-    <w:basedOn w:val="1035"/>
+    <w:basedOn w:val="1041"/>
     <w:uiPriority w:val="99"/>
     <w:pPr>
       <w:pBdr/>
@@ -15391,9 +15415,9 @@
       </w:tcPr>
     </w:tblStylePr>
   </w:style>
-  <w:style w:type="table" w:styleId="896">
+  <w:style w:type="table" w:styleId="902">
     <w:name w:val="Grid Table 6 Colorful - Accent 1"/>
-    <w:basedOn w:val="1035"/>
+    <w:basedOn w:val="1041"/>
     <w:uiPriority w:val="99"/>
     <w:pPr>
       <w:pBdr/>
@@ -15621,9 +15645,9 @@
       </w:tcPr>
     </w:tblStylePr>
   </w:style>
-  <w:style w:type="table" w:styleId="897">
+  <w:style w:type="table" w:styleId="903">
     <w:name w:val="Grid Table 6 Colorful - Accent 2"/>
-    <w:basedOn w:val="1035"/>
+    <w:basedOn w:val="1041"/>
     <w:uiPriority w:val="99"/>
     <w:pPr>
       <w:pBdr/>
@@ -15851,9 +15875,9 @@
       </w:tcPr>
     </w:tblStylePr>
   </w:style>
-  <w:style w:type="table" w:styleId="898">
+  <w:style w:type="table" w:styleId="904">
     <w:name w:val="Grid Table 6 Colorful - Accent 3"/>
-    <w:basedOn w:val="1035"/>
+    <w:basedOn w:val="1041"/>
     <w:uiPriority w:val="99"/>
     <w:pPr>
       <w:pBdr/>
@@ -16081,9 +16105,9 @@
       </w:tcPr>
     </w:tblStylePr>
   </w:style>
-  <w:style w:type="table" w:styleId="899">
+  <w:style w:type="table" w:styleId="905">
     <w:name w:val="Grid Table 6 Colorful - Accent 4"/>
-    <w:basedOn w:val="1035"/>
+    <w:basedOn w:val="1041"/>
     <w:uiPriority w:val="99"/>
     <w:pPr>
       <w:pBdr/>
@@ -16311,9 +16335,9 @@
       </w:tcPr>
     </w:tblStylePr>
   </w:style>
-  <w:style w:type="table" w:styleId="900">
+  <w:style w:type="table" w:styleId="906">
     <w:name w:val="Grid Table 6 Colorful - Accent 5"/>
-    <w:basedOn w:val="1035"/>
+    <w:basedOn w:val="1041"/>
     <w:uiPriority w:val="99"/>
     <w:pPr>
       <w:pBdr/>
@@ -16541,9 +16565,9 @@
       </w:tcPr>
     </w:tblStylePr>
   </w:style>
-  <w:style w:type="table" w:styleId="901">
+  <w:style w:type="table" w:styleId="907">
     <w:name w:val="Grid Table 6 Colorful - Accent 6"/>
-    <w:basedOn w:val="1035"/>
+    <w:basedOn w:val="1041"/>
     <w:uiPriority w:val="99"/>
     <w:pPr>
       <w:pBdr/>
@@ -16771,9 +16795,9 @@
       </w:tcPr>
     </w:tblStylePr>
   </w:style>
-  <w:style w:type="table" w:styleId="902">
+  <w:style w:type="table" w:styleId="908">
     <w:name w:val="Grid Table 7 Colorful"/>
-    <w:basedOn w:val="1035"/>
+    <w:basedOn w:val="1041"/>
     <w:uiPriority w:val="99"/>
     <w:pPr>
       <w:pBdr/>
@@ -17025,9 +17049,9 @@
       </w:tcPr>
     </w:tblStylePr>
   </w:style>
-  <w:style w:type="table" w:styleId="903">
+  <w:style w:type="table" w:styleId="909">
     <w:name w:val="Grid Table 7 Colorful - Accent 1"/>
-    <w:basedOn w:val="1035"/>
+    <w:basedOn w:val="1041"/>
     <w:uiPriority w:val="99"/>
     <w:pPr>
       <w:pBdr/>
@@ -17279,9 +17303,9 @@
       </w:tcPr>
     </w:tblStylePr>
   </w:style>
-  <w:style w:type="table" w:styleId="904">
+  <w:style w:type="table" w:styleId="910">
     <w:name w:val="Grid Table 7 Colorful - Accent 2"/>
-    <w:basedOn w:val="1035"/>
+    <w:basedOn w:val="1041"/>
     <w:uiPriority w:val="99"/>
     <w:pPr>
       <w:pBdr/>
@@ -17533,9 +17557,9 @@
       </w:tcPr>
     </w:tblStylePr>
   </w:style>
-  <w:style w:type="table" w:styleId="905">
+  <w:style w:type="table" w:styleId="911">
     <w:name w:val="Grid Table 7 Colorful - Accent 3"/>
-    <w:basedOn w:val="1035"/>
+    <w:basedOn w:val="1041"/>
     <w:uiPriority w:val="99"/>
     <w:pPr>
       <w:pBdr/>
@@ -17787,9 +17811,9 @@
       </w:tcPr>
     </w:tblStylePr>
   </w:style>
-  <w:style w:type="table" w:styleId="906">
+  <w:style w:type="table" w:styleId="912">
     <w:name w:val="Grid Table 7 Colorful - Accent 4"/>
-    <w:basedOn w:val="1035"/>
+    <w:basedOn w:val="1041"/>
     <w:uiPriority w:val="99"/>
     <w:pPr>
       <w:pBdr/>
@@ -18041,9 +18065,9 @@
       </w:tcPr>
     </w:tblStylePr>
   </w:style>
-  <w:style w:type="table" w:styleId="907">
+  <w:style w:type="table" w:styleId="913">
     <w:name w:val="Grid Table 7 Colorful - Accent 5"/>
-    <w:basedOn w:val="1035"/>
+    <w:basedOn w:val="1041"/>
     <w:uiPriority w:val="99"/>
     <w:pPr>
       <w:pBdr/>
@@ -18295,9 +18319,9 @@
       </w:tcPr>
     </w:tblStylePr>
   </w:style>
-  <w:style w:type="table" w:styleId="908">
+  <w:style w:type="table" w:styleId="914">
     <w:name w:val="Grid Table 7 Colorful - Accent 6"/>
-    <w:basedOn w:val="1035"/>
+    <w:basedOn w:val="1041"/>
     <w:uiPriority w:val="99"/>
     <w:pPr>
       <w:pBdr/>
@@ -18549,9 +18573,9 @@
       </w:tcPr>
     </w:tblStylePr>
   </w:style>
-  <w:style w:type="table" w:styleId="909">
+  <w:style w:type="table" w:styleId="915">
     <w:name w:val="List Table 1 Light"/>
-    <w:basedOn w:val="1035"/>
+    <w:basedOn w:val="1041"/>
     <w:uiPriority w:val="99"/>
     <w:pPr>
       <w:pBdr/>
@@ -18765,9 +18789,9 @@
       </w:tcPr>
     </w:tblStylePr>
   </w:style>
-  <w:style w:type="table" w:styleId="910">
+  <w:style w:type="table" w:styleId="916">
     <w:name w:val="List Table 1 Light - Accent 1"/>
-    <w:basedOn w:val="1035"/>
+    <w:basedOn w:val="1041"/>
     <w:uiPriority w:val="99"/>
     <w:pPr>
       <w:pBdr/>
@@ -18981,9 +19005,9 @@
       </w:tcPr>
     </w:tblStylePr>
   </w:style>
-  <w:style w:type="table" w:styleId="911">
+  <w:style w:type="table" w:styleId="917">
     <w:name w:val="List Table 1 Light - Accent 2"/>
-    <w:basedOn w:val="1035"/>
+    <w:basedOn w:val="1041"/>
     <w:uiPriority w:val="99"/>
     <w:pPr>
       <w:pBdr/>
@@ -19197,9 +19221,9 @@
       </w:tcPr>
     </w:tblStylePr>
   </w:style>
-  <w:style w:type="table" w:styleId="912">
+  <w:style w:type="table" w:styleId="918">
     <w:name w:val="List Table 1 Light - Accent 3"/>
-    <w:basedOn w:val="1035"/>
+    <w:basedOn w:val="1041"/>
     <w:uiPriority w:val="99"/>
     <w:pPr>
       <w:pBdr/>
@@ -19413,9 +19437,9 @@
       </w:tcPr>
     </w:tblStylePr>
   </w:style>
-  <w:style w:type="table" w:styleId="913">
+  <w:style w:type="table" w:styleId="919">
     <w:name w:val="List Table 1 Light - Accent 4"/>
-    <w:basedOn w:val="1035"/>
+    <w:basedOn w:val="1041"/>
     <w:uiPriority w:val="99"/>
     <w:pPr>
       <w:pBdr/>
@@ -19629,9 +19653,9 @@
       </w:tcPr>
     </w:tblStylePr>
   </w:style>
-  <w:style w:type="table" w:styleId="914">
+  <w:style w:type="table" w:styleId="920">
     <w:name w:val="List Table 1 Light - Accent 5"/>
-    <w:basedOn w:val="1035"/>
+    <w:basedOn w:val="1041"/>
     <w:uiPriority w:val="99"/>
     <w:pPr>
       <w:pBdr/>
@@ -19845,9 +19869,9 @@
       </w:tcPr>
     </w:tblStylePr>
   </w:style>
-  <w:style w:type="table" w:styleId="915">
+  <w:style w:type="table" w:styleId="921">
     <w:name w:val="List Table 1 Light - Accent 6"/>
-    <w:basedOn w:val="1035"/>
+    <w:basedOn w:val="1041"/>
     <w:uiPriority w:val="99"/>
     <w:pPr>
       <w:pBdr/>
@@ -20061,9 +20085,9 @@
       </w:tcPr>
     </w:tblStylePr>
   </w:style>
-  <w:style w:type="table" w:styleId="916">
+  <w:style w:type="table" w:styleId="922">
     <w:name w:val="List Table 2"/>
-    <w:basedOn w:val="1035"/>
+    <w:basedOn w:val="1041"/>
     <w:uiPriority w:val="99"/>
     <w:pPr>
       <w:pBdr/>
@@ -20299,9 +20323,9 @@
       </w:tcPr>
     </w:tblStylePr>
   </w:style>
-  <w:style w:type="table" w:styleId="917">
+  <w:style w:type="table" w:styleId="923">
     <w:name w:val="List Table 2 - Accent 1"/>
-    <w:basedOn w:val="1035"/>
+    <w:basedOn w:val="1041"/>
     <w:uiPriority w:val="99"/>
     <w:pPr>
       <w:pBdr/>
@@ -20537,9 +20561,9 @@
       </w:tcPr>
     </w:tblStylePr>
   </w:style>
-  <w:style w:type="table" w:styleId="918">
+  <w:style w:type="table" w:styleId="924">
     <w:name w:val="List Table 2 - Accent 2"/>
-    <w:basedOn w:val="1035"/>
+    <w:basedOn w:val="1041"/>
     <w:uiPriority w:val="99"/>
     <w:pPr>
       <w:pBdr/>
@@ -20775,9 +20799,9 @@
       </w:tcPr>
     </w:tblStylePr>
   </w:style>
-  <w:style w:type="table" w:styleId="919">
+  <w:style w:type="table" w:styleId="925">
     <w:name w:val="List Table 2 - Accent 3"/>
-    <w:basedOn w:val="1035"/>
+    <w:basedOn w:val="1041"/>
     <w:uiPriority w:val="99"/>
     <w:pPr>
       <w:pBdr/>
@@ -21013,9 +21037,9 @@
       </w:tcPr>
     </w:tblStylePr>
   </w:style>
-  <w:style w:type="table" w:styleId="920">
+  <w:style w:type="table" w:styleId="926">
     <w:name w:val="List Table 2 - Accent 4"/>
-    <w:basedOn w:val="1035"/>
+    <w:basedOn w:val="1041"/>
     <w:uiPriority w:val="99"/>
     <w:pPr>
       <w:pBdr/>
@@ -21251,9 +21275,9 @@
       </w:tcPr>
     </w:tblStylePr>
   </w:style>
-  <w:style w:type="table" w:styleId="921">
+  <w:style w:type="table" w:styleId="927">
     <w:name w:val="List Table 2 - Accent 5"/>
-    <w:basedOn w:val="1035"/>
+    <w:basedOn w:val="1041"/>
     <w:uiPriority w:val="99"/>
     <w:pPr>
       <w:pBdr/>
@@ -21489,9 +21513,9 @@
       </w:tcPr>
     </w:tblStylePr>
   </w:style>
-  <w:style w:type="table" w:styleId="922">
+  <w:style w:type="table" w:styleId="928">
     <w:name w:val="List Table 2 - Accent 6"/>
-    <w:basedOn w:val="1035"/>
+    <w:basedOn w:val="1041"/>
     <w:uiPriority w:val="99"/>
     <w:pPr>
       <w:pBdr/>
@@ -21727,9 +21751,9 @@
       </w:tcPr>
     </w:tblStylePr>
   </w:style>
-  <w:style w:type="table" w:styleId="923">
+  <w:style w:type="table" w:styleId="929">
     <w:name w:val="List Table 3"/>
-    <w:basedOn w:val="1035"/>
+    <w:basedOn w:val="1041"/>
     <w:uiPriority w:val="99"/>
     <w:pPr>
       <w:pBdr/>
@@ -21955,9 +21979,9 @@
       </w:tcPr>
     </w:tblStylePr>
   </w:style>
-  <w:style w:type="table" w:styleId="924">
+  <w:style w:type="table" w:styleId="930">
     <w:name w:val="List Table 3 - Accent 1"/>
-    <w:basedOn w:val="1035"/>
+    <w:basedOn w:val="1041"/>
     <w:uiPriority w:val="99"/>
     <w:pPr>
       <w:pBdr/>
@@ -22183,9 +22207,9 @@
       </w:tcPr>
     </w:tblStylePr>
   </w:style>
-  <w:style w:type="table" w:styleId="925">
+  <w:style w:type="table" w:styleId="931">
     <w:name w:val="List Table 3 - Accent 2"/>
-    <w:basedOn w:val="1035"/>
+    <w:basedOn w:val="1041"/>
     <w:uiPriority w:val="99"/>
     <w:pPr>
       <w:pBdr/>
@@ -22411,9 +22435,9 @@
       </w:tcPr>
     </w:tblStylePr>
   </w:style>
-  <w:style w:type="table" w:styleId="926">
+  <w:style w:type="table" w:styleId="932">
     <w:name w:val="List Table 3 - Accent 3"/>
-    <w:basedOn w:val="1035"/>
+    <w:basedOn w:val="1041"/>
     <w:uiPriority w:val="99"/>
     <w:pPr>
       <w:pBdr/>
@@ -22639,9 +22663,9 @@
       </w:tcPr>
     </w:tblStylePr>
   </w:style>
-  <w:style w:type="table" w:styleId="927">
+  <w:style w:type="table" w:styleId="933">
     <w:name w:val="List Table 3 - Accent 4"/>
-    <w:basedOn w:val="1035"/>
+    <w:basedOn w:val="1041"/>
     <w:uiPriority w:val="99"/>
     <w:pPr>
       <w:pBdr/>
@@ -22867,9 +22891,9 @@
       </w:tcPr>
     </w:tblStylePr>
   </w:style>
-  <w:style w:type="table" w:styleId="928">
+  <w:style w:type="table" w:styleId="934">
     <w:name w:val="List Table 3 - Accent 5"/>
-    <w:basedOn w:val="1035"/>
+    <w:basedOn w:val="1041"/>
     <w:uiPriority w:val="99"/>
     <w:pPr>
       <w:pBdr/>
@@ -23095,9 +23119,9 @@
       </w:tcPr>
     </w:tblStylePr>
   </w:style>
-  <w:style w:type="table" w:styleId="929">
+  <w:style w:type="table" w:styleId="935">
     <w:name w:val="List Table 3 - Accent 6"/>
-    <w:basedOn w:val="1035"/>
+    <w:basedOn w:val="1041"/>
     <w:uiPriority w:val="99"/>
     <w:pPr>
       <w:pBdr/>
@@ -23323,9 +23347,9 @@
       </w:tcPr>
     </w:tblStylePr>
   </w:style>
-  <w:style w:type="table" w:styleId="930">
+  <w:style w:type="table" w:styleId="936">
     <w:name w:val="List Table 4"/>
-    <w:basedOn w:val="1035"/>
+    <w:basedOn w:val="1041"/>
     <w:uiPriority w:val="99"/>
     <w:pPr>
       <w:pBdr/>
@@ -23548,9 +23572,9 @@
       </w:tcPr>
     </w:tblStylePr>
   </w:style>
-  <w:style w:type="table" w:styleId="931">
+  <w:style w:type="table" w:styleId="937">
     <w:name w:val="List Table 4 - Accent 1"/>
-    <w:basedOn w:val="1035"/>
+    <w:basedOn w:val="1041"/>
     <w:uiPriority w:val="99"/>
     <w:pPr>
       <w:pBdr/>
@@ -23773,9 +23797,9 @@
       </w:tcPr>
     </w:tblStylePr>
   </w:style>
-  <w:style w:type="table" w:styleId="932">
+  <w:style w:type="table" w:styleId="938">
     <w:name w:val="List Table 4 - Accent 2"/>
-    <w:basedOn w:val="1035"/>
+    <w:basedOn w:val="1041"/>
     <w:uiPriority w:val="99"/>
     <w:pPr>
       <w:pBdr/>
@@ -23998,9 +24022,9 @@
       </w:tcPr>
     </w:tblStylePr>
   </w:style>
-  <w:style w:type="table" w:styleId="933">
+  <w:style w:type="table" w:styleId="939">
     <w:name w:val="List Table 4 - Accent 3"/>
-    <w:basedOn w:val="1035"/>
+    <w:basedOn w:val="1041"/>
     <w:uiPriority w:val="99"/>
     <w:pPr>
       <w:pBdr/>
@@ -24223,9 +24247,9 @@
       </w:tcPr>
     </w:tblStylePr>
   </w:style>
-  <w:style w:type="table" w:styleId="934">
+  <w:style w:type="table" w:styleId="940">
     <w:name w:val="List Table 4 - Accent 4"/>
-    <w:basedOn w:val="1035"/>
+    <w:basedOn w:val="1041"/>
     <w:uiPriority w:val="99"/>
     <w:pPr>
       <w:pBdr/>
@@ -24448,9 +24472,9 @@
       </w:tcPr>
     </w:tblStylePr>
   </w:style>
-  <w:style w:type="table" w:styleId="935">
+  <w:style w:type="table" w:styleId="941">
     <w:name w:val="List Table 4 - Accent 5"/>
-    <w:basedOn w:val="1035"/>
+    <w:basedOn w:val="1041"/>
     <w:uiPriority w:val="99"/>
     <w:pPr>
       <w:pBdr/>
@@ -24673,9 +24697,9 @@
       </w:tcPr>
     </w:tblStylePr>
   </w:style>
-  <w:style w:type="table" w:styleId="936">
+  <w:style w:type="table" w:styleId="942">
     <w:name w:val="List Table 4 - Accent 6"/>
-    <w:basedOn w:val="1035"/>
+    <w:basedOn w:val="1041"/>
     <w:uiPriority w:val="99"/>
     <w:pPr>
       <w:pBdr/>
@@ -24898,9 +24922,9 @@
       </w:tcPr>
     </w:tblStylePr>
   </w:style>
-  <w:style w:type="table" w:styleId="937">
+  <w:style w:type="table" w:styleId="943">
     <w:name w:val="List Table 5 Dark"/>
-    <w:basedOn w:val="1035"/>
+    <w:basedOn w:val="1041"/>
     <w:uiPriority w:val="99"/>
     <w:pPr>
       <w:pBdr/>
@@ -25140,9 +25164,9 @@
       </w:tcPr>
     </w:tblStylePr>
   </w:style>
-  <w:style w:type="table" w:styleId="938">
+  <w:style w:type="table" w:styleId="944">
     <w:name w:val="List Table 5 Dark - Accent 1"/>
-    <w:basedOn w:val="1035"/>
+    <w:basedOn w:val="1041"/>
     <w:uiPriority w:val="99"/>
     <w:pPr>
       <w:pBdr/>
@@ -25382,9 +25406,9 @@
       </w:tcPr>
     </w:tblStylePr>
   </w:style>
-  <w:style w:type="table" w:styleId="939">
+  <w:style w:type="table" w:styleId="945">
     <w:name w:val="List Table 5 Dark - Accent 2"/>
-    <w:basedOn w:val="1035"/>
+    <w:basedOn w:val="1041"/>
     <w:uiPriority w:val="99"/>
     <w:pPr>
       <w:pBdr/>
@@ -25624,9 +25648,9 @@
       </w:tcPr>
     </w:tblStylePr>
   </w:style>
-  <w:style w:type="table" w:styleId="940">
+  <w:style w:type="table" w:styleId="946">
     <w:name w:val="List Table 5 Dark - Accent 3"/>
-    <w:basedOn w:val="1035"/>
+    <w:basedOn w:val="1041"/>
     <w:uiPriority w:val="99"/>
     <w:pPr>
       <w:pBdr/>
@@ -25866,9 +25890,9 @@
       </w:tcPr>
     </w:tblStylePr>
   </w:style>
-  <w:style w:type="table" w:styleId="941">
+  <w:style w:type="table" w:styleId="947">
     <w:name w:val="List Table 5 Dark - Accent 4"/>
-    <w:basedOn w:val="1035"/>
+    <w:basedOn w:val="1041"/>
     <w:uiPriority w:val="99"/>
     <w:pPr>
       <w:pBdr/>
@@ -26108,9 +26132,9 @@
       </w:tcPr>
     </w:tblStylePr>
   </w:style>
-  <w:style w:type="table" w:styleId="942">
+  <w:style w:type="table" w:styleId="948">
     <w:name w:val="List Table 5 Dark - Accent 5"/>
-    <w:basedOn w:val="1035"/>
+    <w:basedOn w:val="1041"/>
     <w:uiPriority w:val="99"/>
     <w:pPr>
       <w:pBdr/>
@@ -26350,9 +26374,9 @@
       </w:tcPr>
     </w:tblStylePr>
   </w:style>
-  <w:style w:type="table" w:styleId="943">
+  <w:style w:type="table" w:styleId="949">
     <w:name w:val="List Table 5 Dark - Accent 6"/>
-    <w:basedOn w:val="1035"/>
+    <w:basedOn w:val="1041"/>
     <w:uiPriority w:val="99"/>
     <w:pPr>
       <w:pBdr/>
@@ -26592,9 +26616,9 @@
       </w:tcPr>
     </w:tblStylePr>
   </w:style>
-  <w:style w:type="table" w:styleId="944">
+  <w:style w:type="table" w:styleId="950">
     <w:name w:val="List Table 6 Colorful"/>
-    <w:basedOn w:val="1035"/>
+    <w:basedOn w:val="1041"/>
     <w:uiPriority w:val="99"/>
     <w:pPr>
       <w:pBdr/>
@@ -26815,9 +26839,9 @@
       </w:tcPr>
     </w:tblStylePr>
   </w:style>
-  <w:style w:type="table" w:styleId="945">
+  <w:style w:type="table" w:styleId="951">
     <w:name w:val="List Table 6 Colorful - Accent 1"/>
-    <w:basedOn w:val="1035"/>
+    <w:basedOn w:val="1041"/>
     <w:uiPriority w:val="99"/>
     <w:pPr>
       <w:pBdr/>
@@ -27038,9 +27062,9 @@
       </w:tcPr>
     </w:tblStylePr>
   </w:style>
-  <w:style w:type="table" w:styleId="946">
+  <w:style w:type="table" w:styleId="952">
     <w:name w:val="List Table 6 Colorful - Accent 2"/>
-    <w:basedOn w:val="1035"/>
+    <w:basedOn w:val="1041"/>
     <w:uiPriority w:val="99"/>
     <w:pPr>
       <w:pBdr/>
@@ -27261,9 +27285,9 @@
       </w:tcPr>
     </w:tblStylePr>
   </w:style>
-  <w:style w:type="table" w:styleId="947">
+  <w:style w:type="table" w:styleId="953">
     <w:name w:val="List Table 6 Colorful - Accent 3"/>
-    <w:basedOn w:val="1035"/>
+    <w:basedOn w:val="1041"/>
     <w:uiPriority w:val="99"/>
     <w:pPr>
       <w:pBdr/>
@@ -27484,9 +27508,9 @@
       </w:tcPr>
     </w:tblStylePr>
   </w:style>
-  <w:style w:type="table" w:styleId="948">
+  <w:style w:type="table" w:styleId="954">
     <w:name w:val="List Table 6 Colorful - Accent 4"/>
-    <w:basedOn w:val="1035"/>
+    <w:basedOn w:val="1041"/>
     <w:uiPriority w:val="99"/>
     <w:pPr>
       <w:pBdr/>
@@ -27707,9 +27731,9 @@
       </w:tcPr>
     </w:tblStylePr>
   </w:style>
-  <w:style w:type="table" w:styleId="949">
+  <w:style w:type="table" w:styleId="955">
     <w:name w:val="List Table 6 Colorful - Accent 5"/>
-    <w:basedOn w:val="1035"/>
+    <w:basedOn w:val="1041"/>
     <w:uiPriority w:val="99"/>
     <w:pPr>
       <w:pBdr/>
@@ -27930,9 +27954,9 @@
       </w:tcPr>
     </w:tblStylePr>
   </w:style>
-  <w:style w:type="table" w:styleId="950">
+  <w:style w:type="table" w:styleId="956">
     <w:name w:val="List Table 6 Colorful - Accent 6"/>
-    <w:basedOn w:val="1035"/>
+    <w:basedOn w:val="1041"/>
     <w:uiPriority w:val="99"/>
     <w:pPr>
       <w:pBdr/>
@@ -28153,9 +28177,9 @@
       </w:tcPr>
     </w:tblStylePr>
   </w:style>
-  <w:style w:type="table" w:styleId="951">
+  <w:style w:type="table" w:styleId="957">
     <w:name w:val="List Table 7 Colorful"/>
-    <w:basedOn w:val="1035"/>
+    <w:basedOn w:val="1041"/>
     <w:uiPriority w:val="99"/>
     <w:pPr>
       <w:pBdr/>
@@ -28409,9 +28433,9 @@
       </w:tcPr>
     </w:tblStylePr>
   </w:style>
-  <w:style w:type="table" w:styleId="952">
+  <w:style w:type="table" w:styleId="958">
     <w:name w:val="List Table 7 Colorful - Accent 1"/>
-    <w:basedOn w:val="1035"/>
+    <w:basedOn w:val="1041"/>
     <w:uiPriority w:val="99"/>
     <w:pPr>
       <w:pBdr/>
@@ -28665,9 +28689,9 @@
       </w:tcPr>
     </w:tblStylePr>
   </w:style>
-  <w:style w:type="table" w:styleId="953">
+  <w:style w:type="table" w:styleId="959">
     <w:name w:val="List Table 7 Colorful - Accent 2"/>
-    <w:basedOn w:val="1035"/>
+    <w:basedOn w:val="1041"/>
     <w:uiPriority w:val="99"/>
     <w:pPr>
       <w:pBdr/>
@@ -28921,9 +28945,9 @@
       </w:tcPr>
     </w:tblStylePr>
   </w:style>
-  <w:style w:type="table" w:styleId="954">
+  <w:style w:type="table" w:styleId="960">
     <w:name w:val="List Table 7 Colorful - Accent 3"/>
-    <w:basedOn w:val="1035"/>
+    <w:basedOn w:val="1041"/>
     <w:uiPriority w:val="99"/>
     <w:pPr>
       <w:pBdr/>
@@ -29177,9 +29201,9 @@
       </w:tcPr>
     </w:tblStylePr>
   </w:style>
-  <w:style w:type="table" w:styleId="955">
+  <w:style w:type="table" w:styleId="961">
     <w:name w:val="List Table 7 Colorful - Accent 4"/>
-    <w:basedOn w:val="1035"/>
+    <w:basedOn w:val="1041"/>
     <w:uiPriority w:val="99"/>
     <w:pPr>
       <w:pBdr/>
@@ -29433,9 +29457,9 @@
       </w:tcPr>
     </w:tblStylePr>
   </w:style>
-  <w:style w:type="table" w:styleId="956">
+  <w:style w:type="table" w:styleId="962">
     <w:name w:val="List Table 7 Colorful - Accent 5"/>
-    <w:basedOn w:val="1035"/>
+    <w:basedOn w:val="1041"/>
     <w:uiPriority w:val="99"/>
     <w:pPr>
       <w:pBdr/>
@@ -29689,9 +29713,9 @@
       </w:tcPr>
     </w:tblStylePr>
   </w:style>
-  <w:style w:type="table" w:styleId="957">
+  <w:style w:type="table" w:styleId="963">
     <w:name w:val="List Table 7 Colorful - Accent 6"/>
-    <w:basedOn w:val="1035"/>
+    <w:basedOn w:val="1041"/>
     <w:uiPriority w:val="99"/>
     <w:pPr>
       <w:pBdr/>
@@ -29945,9 +29969,9 @@
       </w:tcPr>
     </w:tblStylePr>
   </w:style>
-  <w:style w:type="table" w:styleId="958">
+  <w:style w:type="table" w:styleId="964">
     <w:name w:val="Lined - Accent"/>
-    <w:basedOn w:val="1035"/>
+    <w:basedOn w:val="1041"/>
     <w:uiPriority w:val="99"/>
     <w:pPr>
       <w:pBdr/>
@@ -30182,9 +30206,9 @@
       </w:tcPr>
     </w:tblStylePr>
   </w:style>
-  <w:style w:type="table" w:styleId="959">
+  <w:style w:type="table" w:styleId="965">
     <w:name w:val="Lined - Accent 1"/>
-    <w:basedOn w:val="1035"/>
+    <w:basedOn w:val="1041"/>
     <w:uiPriority w:val="99"/>
     <w:pPr>
       <w:pBdr/>
@@ -30419,9 +30443,9 @@
       </w:tcPr>
     </w:tblStylePr>
   </w:style>
-  <w:style w:type="table" w:styleId="960">
+  <w:style w:type="table" w:styleId="966">
     <w:name w:val="Lined - Accent 2"/>
-    <w:basedOn w:val="1035"/>
+    <w:basedOn w:val="1041"/>
     <w:uiPriority w:val="99"/>
     <w:pPr>
       <w:pBdr/>
@@ -30656,9 +30680,9 @@
       </w:tcPr>
     </w:tblStylePr>
   </w:style>
-  <w:style w:type="table" w:styleId="961">
+  <w:style w:type="table" w:styleId="967">
     <w:name w:val="Lined - Accent 3"/>
-    <w:basedOn w:val="1035"/>
+    <w:basedOn w:val="1041"/>
     <w:uiPriority w:val="99"/>
     <w:pPr>
       <w:pBdr/>
@@ -30893,9 +30917,9 @@
       </w:tcPr>
     </w:tblStylePr>
   </w:style>
-  <w:style w:type="table" w:styleId="962">
+  <w:style w:type="table" w:styleId="968">
     <w:name w:val="Lined - Accent 4"/>
-    <w:basedOn w:val="1035"/>
+    <w:basedOn w:val="1041"/>
     <w:uiPriority w:val="99"/>
     <w:pPr>
       <w:pBdr/>
@@ -31130,9 +31154,9 @@
       </w:tcPr>
     </w:tblStylePr>
   </w:style>
-  <w:style w:type="table" w:styleId="963">
+  <w:style w:type="table" w:styleId="969">
     <w:name w:val="Lined - Accent 5"/>
-    <w:basedOn w:val="1035"/>
+    <w:basedOn w:val="1041"/>
     <w:uiPriority w:val="99"/>
     <w:pPr>
       <w:pBdr/>
@@ -31367,9 +31391,9 @@
       </w:tcPr>
     </w:tblStylePr>
   </w:style>
-  <w:style w:type="table" w:styleId="964">
+  <w:style w:type="table" w:styleId="970">
     <w:name w:val="Lined - Accent 6"/>
-    <w:basedOn w:val="1035"/>
+    <w:basedOn w:val="1041"/>
     <w:uiPriority w:val="99"/>
     <w:pPr>
       <w:pBdr/>
@@ -31604,9 +31628,9 @@
       </w:tcPr>
     </w:tblStylePr>
   </w:style>
-  <w:style w:type="table" w:styleId="965">
+  <w:style w:type="table" w:styleId="971">
     <w:name w:val="Bordered &amp; Lined - Accent"/>
-    <w:basedOn w:val="1035"/>
+    <w:basedOn w:val="1041"/>
     <w:uiPriority w:val="99"/>
     <w:pPr>
       <w:pBdr/>
@@ -31848,9 +31872,9 @@
       </w:tcPr>
     </w:tblStylePr>
   </w:style>
-  <w:style w:type="table" w:styleId="966">
+  <w:style w:type="table" w:styleId="972">
     <w:name w:val="Bordered &amp; Lined - Accent 1"/>
-    <w:basedOn w:val="1035"/>
+    <w:basedOn w:val="1041"/>
     <w:uiPriority w:val="99"/>
     <w:pPr>
       <w:pBdr/>
@@ -32092,9 +32116,9 @@
       </w:tcPr>
     </w:tblStylePr>
   </w:style>
-  <w:style w:type="table" w:styleId="967">
+  <w:style w:type="table" w:styleId="973">
     <w:name w:val="Bordered &amp; Lined - Accent 2"/>
-    <w:basedOn w:val="1035"/>
+    <w:basedOn w:val="1041"/>
     <w:uiPriority w:val="99"/>
     <w:pPr>
       <w:pBdr/>
@@ -32336,9 +32360,9 @@
       </w:tcPr>
     </w:tblStylePr>
   </w:style>
-  <w:style w:type="table" w:styleId="968">
+  <w:style w:type="table" w:styleId="974">
     <w:name w:val="Bordered &amp; Lined - Accent 3"/>
-    <w:basedOn w:val="1035"/>
+    <w:basedOn w:val="1041"/>
     <w:uiPriority w:val="99"/>
     <w:pPr>
       <w:pBdr/>
@@ -32580,9 +32604,9 @@
       </w:tcPr>
     </w:tblStylePr>
   </w:style>
-  <w:style w:type="table" w:styleId="969">
+  <w:style w:type="table" w:styleId="975">
     <w:name w:val="Bordered &amp; Lined - Accent 4"/>
-    <w:basedOn w:val="1035"/>
+    <w:basedOn w:val="1041"/>
     <w:uiPriority w:val="99"/>
     <w:pPr>
       <w:pBdr/>
@@ -32824,9 +32848,9 @@
       </w:tcPr>
     </w:tblStylePr>
   </w:style>
-  <w:style w:type="table" w:styleId="970">
+  <w:style w:type="table" w:styleId="976">
     <w:name w:val="Bordered &amp; Lined - Accent 5"/>
-    <w:basedOn w:val="1035"/>
+    <w:basedOn w:val="1041"/>
     <w:uiPriority w:val="99"/>
     <w:pPr>
       <w:pBdr/>
@@ -33068,9 +33092,9 @@
       </w:tcPr>
     </w:tblStylePr>
   </w:style>
-  <w:style w:type="table" w:styleId="971">
+  <w:style w:type="table" w:styleId="977">
     <w:name w:val="Bordered &amp; Lined - Accent 6"/>
-    <w:basedOn w:val="1035"/>
+    <w:basedOn w:val="1041"/>
     <w:uiPriority w:val="99"/>
     <w:pPr>
       <w:pBdr/>
@@ -33312,9 +33336,9 @@
       </w:tcPr>
     </w:tblStylePr>
   </w:style>
-  <w:style w:type="table" w:styleId="972">
+  <w:style w:type="table" w:styleId="978">
     <w:name w:val="Bordered"/>
-    <w:basedOn w:val="1035"/>
+    <w:basedOn w:val="1041"/>
     <w:uiPriority w:val="99"/>
     <w:pPr>
       <w:pBdr/>
@@ -33543,9 +33567,9 @@
       </w:tcPr>
     </w:tblStylePr>
   </w:style>
-  <w:style w:type="table" w:styleId="973">
+  <w:style w:type="table" w:styleId="979">
     <w:name w:val="Bordered - Accent 1"/>
-    <w:basedOn w:val="1035"/>
+    <w:basedOn w:val="1041"/>
     <w:uiPriority w:val="99"/>
     <w:pPr>
       <w:pBdr/>
@@ -33774,9 +33798,9 @@
       </w:tcPr>
     </w:tblStylePr>
   </w:style>
-  <w:style w:type="table" w:styleId="974">
+  <w:style w:type="table" w:styleId="980">
     <w:name w:val="Bordered - Accent 2"/>
-    <w:basedOn w:val="1035"/>
+    <w:basedOn w:val="1041"/>
     <w:uiPriority w:val="99"/>
     <w:pPr>
       <w:pBdr/>
@@ -34005,9 +34029,9 @@
       </w:tcPr>
     </w:tblStylePr>
   </w:style>
-  <w:style w:type="table" w:styleId="975">
+  <w:style w:type="table" w:styleId="981">
     <w:name w:val="Bordered - Accent 3"/>
-    <w:basedOn w:val="1035"/>
+    <w:basedOn w:val="1041"/>
     <w:uiPriority w:val="99"/>
     <w:pPr>
       <w:pBdr/>
@@ -34236,9 +34260,9 @@
       </w:tcPr>
     </w:tblStylePr>
   </w:style>
-  <w:style w:type="table" w:styleId="976">
+  <w:style w:type="table" w:styleId="982">
     <w:name w:val="Bordered - Accent 4"/>
-    <w:basedOn w:val="1035"/>
+    <w:basedOn w:val="1041"/>
     <w:uiPriority w:val="99"/>
     <w:pPr>
       <w:pBdr/>
@@ -34467,9 +34491,9 @@
       </w:tcPr>
     </w:tblStylePr>
   </w:style>
-  <w:style w:type="table" w:styleId="977">
+  <w:style w:type="table" w:styleId="983">
     <w:name w:val="Bordered - Accent 5"/>
-    <w:basedOn w:val="1035"/>
+    <w:basedOn w:val="1041"/>
     <w:uiPriority w:val="99"/>
     <w:pPr>
       <w:pBdr/>
@@ -34698,9 +34722,9 @@
       </w:tcPr>
     </w:tblStylePr>
   </w:style>
-  <w:style w:type="table" w:styleId="978">
+  <w:style w:type="table" w:styleId="984">
     <w:name w:val="Bordered - Accent 6"/>
-    <w:basedOn w:val="1035"/>
+    <w:basedOn w:val="1041"/>
     <w:uiPriority w:val="99"/>
     <w:pPr>
       <w:pBdr/>
@@ -34929,11 +34953,11 @@
       </w:tcPr>
     </w:tblStylePr>
   </w:style>
-  <w:style w:type="paragraph" w:styleId="979">
+  <w:style w:type="paragraph" w:styleId="985">
     <w:name w:val="Heading 1"/>
-    <w:basedOn w:val="1031"/>
-    <w:next w:val="1031"/>
-    <w:link w:val="986"/>
+    <w:basedOn w:val="1037"/>
+    <w:next w:val="1037"/>
+    <w:link w:val="992"/>
     <w:uiPriority w:val="9"/>
     <w:qFormat/>
     <w:pPr>
@@ -34951,11 +34975,11 @@
       <w:szCs w:val="40"/>
     </w:rPr>
   </w:style>
-  <w:style w:type="paragraph" w:styleId="980">
+  <w:style w:type="paragraph" w:styleId="986">
     <w:name w:val="Heading 4"/>
-    <w:basedOn w:val="1031"/>
-    <w:next w:val="1031"/>
-    <w:link w:val="989"/>
+    <w:basedOn w:val="1037"/>
+    <w:next w:val="1037"/>
+    <w:link w:val="995"/>
     <w:uiPriority w:val="9"/>
     <w:unhideWhenUsed/>
     <w:qFormat/>
@@ -34974,11 +34998,11 @@
       <w:color w:val="0f4761" w:themeColor="accent1" w:themeShade="BF"/>
     </w:rPr>
   </w:style>
-  <w:style w:type="paragraph" w:styleId="981">
+  <w:style w:type="paragraph" w:styleId="987">
     <w:name w:val="Heading 5"/>
-    <w:basedOn w:val="1031"/>
-    <w:next w:val="1031"/>
-    <w:link w:val="990"/>
+    <w:basedOn w:val="1037"/>
+    <w:next w:val="1037"/>
+    <w:link w:val="996"/>
     <w:uiPriority w:val="9"/>
     <w:unhideWhenUsed/>
     <w:qFormat/>
@@ -34995,11 +35019,11 @@
       <w:color w:val="0f4761" w:themeColor="accent1" w:themeShade="BF"/>
     </w:rPr>
   </w:style>
-  <w:style w:type="paragraph" w:styleId="982">
+  <w:style w:type="paragraph" w:styleId="988">
     <w:name w:val="Heading 6"/>
-    <w:basedOn w:val="1031"/>
-    <w:next w:val="1031"/>
-    <w:link w:val="991"/>
+    <w:basedOn w:val="1037"/>
+    <w:next w:val="1037"/>
+    <w:link w:val="997"/>
     <w:uiPriority w:val="9"/>
     <w:unhideWhenUsed/>
     <w:qFormat/>
@@ -35018,11 +35042,11 @@
       <w:color w:val="595959" w:themeColor="text1" w:themeTint="A6"/>
     </w:rPr>
   </w:style>
-  <w:style w:type="paragraph" w:styleId="983">
+  <w:style w:type="paragraph" w:styleId="989">
     <w:name w:val="Heading 7"/>
-    <w:basedOn w:val="1031"/>
-    <w:next w:val="1031"/>
-    <w:link w:val="992"/>
+    <w:basedOn w:val="1037"/>
+    <w:next w:val="1037"/>
+    <w:link w:val="998"/>
     <w:uiPriority w:val="9"/>
     <w:unhideWhenUsed/>
     <w:qFormat/>
@@ -35039,11 +35063,11 @@
       <w:color w:val="595959" w:themeColor="text1" w:themeTint="A6"/>
     </w:rPr>
   </w:style>
-  <w:style w:type="paragraph" w:styleId="984">
+  <w:style w:type="paragraph" w:styleId="990">
     <w:name w:val="Heading 8"/>
-    <w:basedOn w:val="1031"/>
-    <w:next w:val="1031"/>
-    <w:link w:val="993"/>
+    <w:basedOn w:val="1037"/>
+    <w:next w:val="1037"/>
+    <w:link w:val="999"/>
     <w:uiPriority w:val="9"/>
     <w:unhideWhenUsed/>
     <w:qFormat/>
@@ -35062,11 +35086,11 @@
       <w:color w:val="272727" w:themeColor="text1" w:themeTint="D8"/>
     </w:rPr>
   </w:style>
-  <w:style w:type="paragraph" w:styleId="985">
+  <w:style w:type="paragraph" w:styleId="991">
     <w:name w:val="Heading 9"/>
-    <w:basedOn w:val="1031"/>
-    <w:next w:val="1031"/>
-    <w:link w:val="994"/>
+    <w:basedOn w:val="1037"/>
+    <w:next w:val="1037"/>
+    <w:link w:val="1000"/>
     <w:uiPriority w:val="9"/>
     <w:unhideWhenUsed/>
     <w:qFormat/>
@@ -35085,10 +35109,10 @@
       <w:color w:val="272727" w:themeColor="text1" w:themeTint="D8"/>
     </w:rPr>
   </w:style>
-  <w:style w:type="character" w:styleId="986">
+  <w:style w:type="character" w:styleId="992">
     <w:name w:val="Heading 1 Char"/>
-    <w:basedOn w:val="1034"/>
-    <w:link w:val="979"/>
+    <w:basedOn w:val="1040"/>
+    <w:link w:val="985"/>
     <w:uiPriority w:val="9"/>
     <w:pPr>
       <w:pBdr/>
@@ -35102,10 +35126,10 @@
       <w:szCs w:val="40"/>
     </w:rPr>
   </w:style>
-  <w:style w:type="character" w:styleId="987">
+  <w:style w:type="character" w:styleId="993">
     <w:name w:val="Heading 2 Char"/>
-    <w:basedOn w:val="1034"/>
-    <w:link w:val="1032"/>
+    <w:basedOn w:val="1040"/>
+    <w:link w:val="1038"/>
     <w:uiPriority w:val="9"/>
     <w:pPr>
       <w:pBdr/>
@@ -35119,10 +35143,10 @@
       <w:szCs w:val="32"/>
     </w:rPr>
   </w:style>
-  <w:style w:type="character" w:styleId="988">
+  <w:style w:type="character" w:styleId="994">
     <w:name w:val="Heading 3 Char"/>
-    <w:basedOn w:val="1034"/>
-    <w:link w:val="1033"/>
+    <w:basedOn w:val="1040"/>
+    <w:link w:val="1039"/>
     <w:uiPriority w:val="9"/>
     <w:pPr>
       <w:pBdr/>
@@ -35136,10 +35160,10 @@
       <w:szCs w:val="28"/>
     </w:rPr>
   </w:style>
-  <w:style w:type="character" w:styleId="989">
+  <w:style w:type="character" w:styleId="995">
     <w:name w:val="Heading 4 Char"/>
-    <w:basedOn w:val="1034"/>
-    <w:link w:val="980"/>
+    <w:basedOn w:val="1040"/>
+    <w:link w:val="986"/>
     <w:uiPriority w:val="9"/>
     <w:pPr>
       <w:pBdr/>
@@ -35153,10 +35177,10 @@
       <w:color w:val="0f4761" w:themeColor="accent1" w:themeShade="BF"/>
     </w:rPr>
   </w:style>
-  <w:style w:type="character" w:styleId="990">
+  <w:style w:type="character" w:styleId="996">
     <w:name w:val="Heading 5 Char"/>
-    <w:basedOn w:val="1034"/>
-    <w:link w:val="981"/>
+    <w:basedOn w:val="1040"/>
+    <w:link w:val="987"/>
     <w:uiPriority w:val="9"/>
     <w:pPr>
       <w:pBdr/>
@@ -35168,10 +35192,10 @@
       <w:color w:val="0f4761" w:themeColor="accent1" w:themeShade="BF"/>
     </w:rPr>
   </w:style>
-  <w:style w:type="character" w:styleId="991">
+  <w:style w:type="character" w:styleId="997">
     <w:name w:val="Heading 6 Char"/>
-    <w:basedOn w:val="1034"/>
-    <w:link w:val="982"/>
+    <w:basedOn w:val="1040"/>
+    <w:link w:val="988"/>
     <w:uiPriority w:val="9"/>
     <w:pPr>
       <w:pBdr/>
@@ -35185,10 +35209,10 @@
       <w:color w:val="595959" w:themeColor="text1" w:themeTint="A6"/>
     </w:rPr>
   </w:style>
-  <w:style w:type="character" w:styleId="992">
+  <w:style w:type="character" w:styleId="998">
     <w:name w:val="Heading 7 Char"/>
-    <w:basedOn w:val="1034"/>
-    <w:link w:val="983"/>
+    <w:basedOn w:val="1040"/>
+    <w:link w:val="989"/>
     <w:uiPriority w:val="9"/>
     <w:pPr>
       <w:pBdr/>
@@ -35200,10 +35224,10 @@
       <w:color w:val="595959" w:themeColor="text1" w:themeTint="A6"/>
     </w:rPr>
   </w:style>
-  <w:style w:type="character" w:styleId="993">
+  <w:style w:type="character" w:styleId="999">
     <w:name w:val="Heading 8 Char"/>
-    <w:basedOn w:val="1034"/>
-    <w:link w:val="984"/>
+    <w:basedOn w:val="1040"/>
+    <w:link w:val="990"/>
     <w:uiPriority w:val="9"/>
     <w:pPr>
       <w:pBdr/>
@@ -35217,10 +35241,10 @@
       <w:color w:val="272727" w:themeColor="text1" w:themeTint="D8"/>
     </w:rPr>
   </w:style>
-  <w:style w:type="character" w:styleId="994">
+  <w:style w:type="character" w:styleId="1000">
     <w:name w:val="Heading 9 Char"/>
-    <w:basedOn w:val="1034"/>
-    <w:link w:val="985"/>
+    <w:basedOn w:val="1040"/>
+    <w:link w:val="991"/>
     <w:uiPriority w:val="9"/>
     <w:pPr>
       <w:pBdr/>
@@ -35234,11 +35258,11 @@
       <w:color w:val="272727" w:themeColor="text1" w:themeTint="D8"/>
     </w:rPr>
   </w:style>
-  <w:style w:type="paragraph" w:styleId="995">
+  <w:style w:type="paragraph" w:styleId="1001">
     <w:name w:val="Title"/>
-    <w:basedOn w:val="1031"/>
-    <w:next w:val="1031"/>
-    <w:link w:val="996"/>
+    <w:basedOn w:val="1037"/>
+    <w:next w:val="1037"/>
+    <w:link w:val="1002"/>
     <w:uiPriority w:val="10"/>
     <w:qFormat/>
     <w:pPr>
@@ -35254,10 +35278,10 @@
       <w:szCs w:val="56"/>
     </w:rPr>
   </w:style>
-  <w:style w:type="character" w:styleId="996">
+  <w:style w:type="character" w:styleId="1002">
     <w:name w:val="Title Char"/>
-    <w:basedOn w:val="1034"/>
-    <w:link w:val="995"/>
+    <w:basedOn w:val="1040"/>
+    <w:link w:val="1001"/>
     <w:uiPriority w:val="10"/>
     <w:pPr>
       <w:pBdr/>
@@ -35271,11 +35295,11 @@
       <w:szCs w:val="56"/>
     </w:rPr>
   </w:style>
-  <w:style w:type="paragraph" w:styleId="997">
+  <w:style w:type="paragraph" w:styleId="1003">
     <w:name w:val="Subtitle"/>
-    <w:basedOn w:val="1031"/>
-    <w:next w:val="1031"/>
-    <w:link w:val="998"/>
+    <w:basedOn w:val="1037"/>
+    <w:next w:val="1037"/>
+    <w:link w:val="1004"/>
     <w:uiPriority w:val="11"/>
     <w:qFormat/>
     <w:pPr>
@@ -35293,10 +35317,10 @@
       <w:szCs w:val="28"/>
     </w:rPr>
   </w:style>
-  <w:style w:type="character" w:styleId="998">
+  <w:style w:type="character" w:styleId="1004">
     <w:name w:val="Subtitle Char"/>
-    <w:basedOn w:val="1034"/>
-    <w:link w:val="997"/>
+    <w:basedOn w:val="1040"/>
+    <w:link w:val="1003"/>
     <w:uiPriority w:val="11"/>
     <w:pPr>
       <w:pBdr/>
@@ -35310,11 +35334,11 @@
       <w:szCs w:val="28"/>
     </w:rPr>
   </w:style>
-  <w:style w:type="paragraph" w:styleId="999">
+  <w:style w:type="paragraph" w:styleId="1005">
     <w:name w:val="Quote"/>
-    <w:basedOn w:val="1031"/>
-    <w:next w:val="1031"/>
-    <w:link w:val="1000"/>
+    <w:basedOn w:val="1037"/>
+    <w:next w:val="1037"/>
+    <w:link w:val="1006"/>
     <w:uiPriority w:val="29"/>
     <w:qFormat/>
     <w:pPr>
@@ -35329,10 +35353,10 @@
       <w:color w:val="404040" w:themeColor="text1" w:themeTint="BF"/>
     </w:rPr>
   </w:style>
-  <w:style w:type="character" w:styleId="1000">
+  <w:style w:type="character" w:styleId="1006">
     <w:name w:val="Quote Char"/>
-    <w:basedOn w:val="1034"/>
-    <w:link w:val="999"/>
+    <w:basedOn w:val="1040"/>
+    <w:link w:val="1005"/>
     <w:uiPriority w:val="29"/>
     <w:pPr>
       <w:pBdr/>
@@ -35345,9 +35369,9 @@
       <w:color w:val="404040" w:themeColor="text1" w:themeTint="BF"/>
     </w:rPr>
   </w:style>
-  <w:style w:type="character" w:styleId="1001">
+  <w:style w:type="character" w:styleId="1007">
     <w:name w:val="Intense Emphasis"/>
-    <w:basedOn w:val="1034"/>
+    <w:basedOn w:val="1040"/>
     <w:uiPriority w:val="21"/>
     <w:qFormat/>
     <w:pPr>
@@ -35361,11 +35385,11 @@
       <w:color w:val="0f4761" w:themeColor="accent1" w:themeShade="BF"/>
     </w:rPr>
   </w:style>
-  <w:style w:type="paragraph" w:styleId="1002">
+  <w:style w:type="paragraph" w:styleId="1008">
     <w:name w:val="Intense Quote"/>
-    <w:basedOn w:val="1031"/>
-    <w:next w:val="1031"/>
-    <w:link w:val="1003"/>
+    <w:basedOn w:val="1037"/>
+    <w:next w:val="1037"/>
+    <w:link w:val="1009"/>
     <w:uiPriority w:val="30"/>
     <w:qFormat/>
     <w:pPr>
@@ -35383,10 +35407,10 @@
       <w:color w:val="0f4761" w:themeColor="accent1" w:themeShade="BF"/>
     </w:rPr>
   </w:style>
-  <w:style w:type="character" w:styleId="1003">
+  <w:style w:type="character" w:styleId="1009">
     <w:name w:val="Intense Quote Char"/>
-    <w:basedOn w:val="1034"/>
-    <w:link w:val="1002"/>
+    <w:basedOn w:val="1040"/>
+    <w:link w:val="1008"/>
     <w:uiPriority w:val="30"/>
     <w:pPr>
       <w:pBdr/>
@@ -35399,9 +35423,9 @@
       <w:color w:val="0f4761" w:themeColor="accent1" w:themeShade="BF"/>
     </w:rPr>
   </w:style>
-  <w:style w:type="character" w:styleId="1004">
+  <w:style w:type="character" w:styleId="1010">
     <w:name w:val="Intense Reference"/>
-    <w:basedOn w:val="1034"/>
+    <w:basedOn w:val="1040"/>
     <w:uiPriority w:val="32"/>
     <w:qFormat/>
     <w:pPr>
@@ -35417,9 +35441,9 @@
       <w:spacing w:val="5"/>
     </w:rPr>
   </w:style>
-  <w:style w:type="paragraph" w:styleId="1005">
+  <w:style w:type="paragraph" w:styleId="1011">
     <w:name w:val="No Spacing"/>
-    <w:basedOn w:val="1031"/>
+    <w:basedOn w:val="1037"/>
     <w:uiPriority w:val="1"/>
     <w:qFormat/>
     <w:pPr>
@@ -35428,9 +35452,9 @@
       <w:ind/>
     </w:pPr>
   </w:style>
-  <w:style w:type="character" w:styleId="1006">
+  <w:style w:type="character" w:styleId="1012">
     <w:name w:val="Subtle Emphasis"/>
-    <w:basedOn w:val="1034"/>
+    <w:basedOn w:val="1040"/>
     <w:uiPriority w:val="19"/>
     <w:qFormat/>
     <w:pPr>
@@ -35444,9 +35468,9 @@
       <w:color w:val="404040" w:themeColor="text1" w:themeTint="BF"/>
     </w:rPr>
   </w:style>
-  <w:style w:type="character" w:styleId="1007">
+  <w:style w:type="character" w:styleId="1013">
     <w:name w:val="Emphasis"/>
-    <w:basedOn w:val="1034"/>
+    <w:basedOn w:val="1040"/>
     <w:uiPriority w:val="20"/>
     <w:qFormat/>
     <w:pPr>
@@ -35459,9 +35483,9 @@
       <w:iCs/>
     </w:rPr>
   </w:style>
-  <w:style w:type="character" w:styleId="1008">
+  <w:style w:type="character" w:styleId="1014">
     <w:name w:val="Strong"/>
-    <w:basedOn w:val="1034"/>
+    <w:basedOn w:val="1040"/>
     <w:uiPriority w:val="22"/>
     <w:qFormat/>
     <w:pPr>
@@ -35474,9 +35498,9 @@
       <w:bCs/>
     </w:rPr>
   </w:style>
-  <w:style w:type="character" w:styleId="1009">
+  <w:style w:type="character" w:styleId="1015">
     <w:name w:val="Subtle Reference"/>
-    <w:basedOn w:val="1034"/>
+    <w:basedOn w:val="1040"/>
     <w:uiPriority w:val="31"/>
     <w:qFormat/>
     <w:pPr>
@@ -35489,9 +35513,9 @@
       <w:color w:val="5a5a5a" w:themeColor="text1" w:themeTint="A5"/>
     </w:rPr>
   </w:style>
-  <w:style w:type="character" w:styleId="1010">
+  <w:style w:type="character" w:styleId="1016">
     <w:name w:val="Book Title"/>
-    <w:basedOn w:val="1034"/>
+    <w:basedOn w:val="1040"/>
     <w:uiPriority w:val="33"/>
     <w:qFormat/>
     <w:pPr>
@@ -35507,10 +35531,10 @@
       <w:spacing w:val="5"/>
     </w:rPr>
   </w:style>
-  <w:style w:type="character" w:styleId="1011">
+  <w:style w:type="character" w:styleId="1017">
     <w:name w:val="Header Char"/>
-    <w:basedOn w:val="1034"/>
-    <w:link w:val="1040"/>
+    <w:basedOn w:val="1040"/>
+    <w:link w:val="1046"/>
     <w:uiPriority w:val="99"/>
     <w:pPr>
       <w:pBdr/>
@@ -35518,10 +35542,10 @@
       <w:ind/>
     </w:pPr>
   </w:style>
-  <w:style w:type="character" w:styleId="1012">
+  <w:style w:type="character" w:styleId="1018">
     <w:name w:val="Footer Char"/>
-    <w:basedOn w:val="1034"/>
-    <w:link w:val="1042"/>
+    <w:basedOn w:val="1040"/>
+    <w:link w:val="1048"/>
     <w:uiPriority w:val="99"/>
     <w:pPr>
       <w:pBdr/>
@@ -35529,10 +35553,10 @@
       <w:ind/>
     </w:pPr>
   </w:style>
-  <w:style w:type="paragraph" w:styleId="1013">
+  <w:style w:type="paragraph" w:styleId="1019">
     <w:name w:val="Caption"/>
-    <w:basedOn w:val="1031"/>
-    <w:next w:val="1031"/>
+    <w:basedOn w:val="1037"/>
+    <w:next w:val="1037"/>
     <w:uiPriority w:val="35"/>
     <w:unhideWhenUsed/>
     <w:qFormat/>
@@ -35549,10 +35573,10 @@
       <w:szCs w:val="18"/>
     </w:rPr>
   </w:style>
-  <w:style w:type="paragraph" w:styleId="1014">
+  <w:style w:type="paragraph" w:styleId="1020">
     <w:name w:val="footnote text"/>
-    <w:basedOn w:val="1031"/>
-    <w:link w:val="1015"/>
+    <w:basedOn w:val="1037"/>
+    <w:link w:val="1021"/>
     <w:uiPriority w:val="99"/>
     <w:semiHidden/>
     <w:unhideWhenUsed/>
@@ -35566,10 +35590,10 @@
       <w:szCs w:val="20"/>
     </w:rPr>
   </w:style>
-  <w:style w:type="character" w:styleId="1015">
+  <w:style w:type="character" w:styleId="1021">
     <w:name w:val="Footnote Text Char"/>
-    <w:basedOn w:val="1034"/>
-    <w:link w:val="1014"/>
+    <w:basedOn w:val="1040"/>
+    <w:link w:val="1020"/>
     <w:uiPriority w:val="99"/>
     <w:semiHidden/>
     <w:pPr>
@@ -35582,9 +35606,9 @@
       <w:szCs w:val="20"/>
     </w:rPr>
   </w:style>
-  <w:style w:type="character" w:styleId="1016">
+  <w:style w:type="character" w:styleId="1022">
     <w:name w:val="footnote reference"/>
-    <w:basedOn w:val="1034"/>
+    <w:basedOn w:val="1040"/>
     <w:uiPriority w:val="99"/>
     <w:semiHidden/>
     <w:unhideWhenUsed/>
@@ -35597,10 +35621,10 @@
       <w:vertAlign w:val="superscript"/>
     </w:rPr>
   </w:style>
-  <w:style w:type="paragraph" w:styleId="1017">
+  <w:style w:type="paragraph" w:styleId="1023">
     <w:name w:val="endnote text"/>
-    <w:basedOn w:val="1031"/>
-    <w:link w:val="1018"/>
+    <w:basedOn w:val="1037"/>
+    <w:link w:val="1024"/>
     <w:uiPriority w:val="99"/>
     <w:semiHidden/>
     <w:unhideWhenUsed/>
@@ -35614,10 +35638,10 @@
       <w:szCs w:val="20"/>
     </w:rPr>
   </w:style>
-  <w:style w:type="character" w:styleId="1018">
+  <w:style w:type="character" w:styleId="1024">
     <w:name w:val="Endnote Text Char"/>
-    <w:basedOn w:val="1034"/>
-    <w:link w:val="1017"/>
+    <w:basedOn w:val="1040"/>
+    <w:link w:val="1023"/>
     <w:uiPriority w:val="99"/>
     <w:semiHidden/>
     <w:pPr>
@@ -35630,9 +35654,9 @@
       <w:szCs w:val="20"/>
     </w:rPr>
   </w:style>
-  <w:style w:type="character" w:styleId="1019">
+  <w:style w:type="character" w:styleId="1025">
     <w:name w:val="endnote reference"/>
-    <w:basedOn w:val="1034"/>
+    <w:basedOn w:val="1040"/>
     <w:uiPriority w:val="99"/>
     <w:semiHidden/>
     <w:unhideWhenUsed/>
@@ -35645,10 +35669,10 @@
       <w:vertAlign w:val="superscript"/>
     </w:rPr>
   </w:style>
-  <w:style w:type="paragraph" w:styleId="1020">
+  <w:style w:type="paragraph" w:styleId="1026">
     <w:name w:val="toc 1"/>
-    <w:basedOn w:val="1031"/>
-    <w:next w:val="1031"/>
+    <w:basedOn w:val="1037"/>
+    <w:next w:val="1037"/>
     <w:uiPriority w:val="39"/>
     <w:unhideWhenUsed/>
     <w:pPr>
@@ -35657,10 +35681,10 @@
       <w:ind/>
     </w:pPr>
   </w:style>
-  <w:style w:type="paragraph" w:styleId="1021">
+  <w:style w:type="paragraph" w:styleId="1027">
     <w:name w:val="toc 2"/>
-    <w:basedOn w:val="1031"/>
-    <w:next w:val="1031"/>
+    <w:basedOn w:val="1037"/>
+    <w:next w:val="1037"/>
     <w:uiPriority w:val="39"/>
     <w:unhideWhenUsed/>
     <w:pPr>
@@ -35669,10 +35693,10 @@
       <w:ind w:left="220"/>
     </w:pPr>
   </w:style>
-  <w:style w:type="paragraph" w:styleId="1022">
+  <w:style w:type="paragraph" w:styleId="1028">
     <w:name w:val="toc 3"/>
-    <w:basedOn w:val="1031"/>
-    <w:next w:val="1031"/>
+    <w:basedOn w:val="1037"/>
+    <w:next w:val="1037"/>
     <w:uiPriority w:val="39"/>
     <w:unhideWhenUsed/>
     <w:pPr>
@@ -35681,10 +35705,10 @@
       <w:ind w:left="440"/>
     </w:pPr>
   </w:style>
-  <w:style w:type="paragraph" w:styleId="1023">
+  <w:style w:type="paragraph" w:styleId="1029">
     <w:name w:val="toc 4"/>
-    <w:basedOn w:val="1031"/>
-    <w:next w:val="1031"/>
+    <w:basedOn w:val="1037"/>
+    <w:next w:val="1037"/>
     <w:uiPriority w:val="39"/>
     <w:unhideWhenUsed/>
     <w:pPr>
@@ -35693,10 +35717,10 @@
       <w:ind w:left="660"/>
     </w:pPr>
   </w:style>
-  <w:style w:type="paragraph" w:styleId="1024">
+  <w:style w:type="paragraph" w:styleId="1030">
     <w:name w:val="toc 5"/>
-    <w:basedOn w:val="1031"/>
-    <w:next w:val="1031"/>
+    <w:basedOn w:val="1037"/>
+    <w:next w:val="1037"/>
     <w:uiPriority w:val="39"/>
     <w:unhideWhenUsed/>
     <w:pPr>
@@ -35705,10 +35729,10 @@
       <w:ind w:left="880"/>
     </w:pPr>
   </w:style>
-  <w:style w:type="paragraph" w:styleId="1025">
+  <w:style w:type="paragraph" w:styleId="1031">
     <w:name w:val="toc 6"/>
-    <w:basedOn w:val="1031"/>
-    <w:next w:val="1031"/>
+    <w:basedOn w:val="1037"/>
+    <w:next w:val="1037"/>
     <w:uiPriority w:val="39"/>
     <w:unhideWhenUsed/>
     <w:pPr>
@@ -35717,10 +35741,10 @@
       <w:ind w:left="1100"/>
     </w:pPr>
   </w:style>
-  <w:style w:type="paragraph" w:styleId="1026">
+  <w:style w:type="paragraph" w:styleId="1032">
     <w:name w:val="toc 7"/>
-    <w:basedOn w:val="1031"/>
-    <w:next w:val="1031"/>
+    <w:basedOn w:val="1037"/>
+    <w:next w:val="1037"/>
     <w:uiPriority w:val="39"/>
     <w:unhideWhenUsed/>
     <w:pPr>
@@ -35729,10 +35753,10 @@
       <w:ind w:left="1320"/>
     </w:pPr>
   </w:style>
-  <w:style w:type="paragraph" w:styleId="1027">
+  <w:style w:type="paragraph" w:styleId="1033">
     <w:name w:val="toc 8"/>
-    <w:basedOn w:val="1031"/>
-    <w:next w:val="1031"/>
+    <w:basedOn w:val="1037"/>
+    <w:next w:val="1037"/>
     <w:uiPriority w:val="39"/>
     <w:unhideWhenUsed/>
     <w:pPr>
@@ -35741,10 +35765,10 @@
       <w:ind w:left="1540"/>
     </w:pPr>
   </w:style>
-  <w:style w:type="paragraph" w:styleId="1028">
+  <w:style w:type="paragraph" w:styleId="1034">
     <w:name w:val="toc 9"/>
-    <w:basedOn w:val="1031"/>
-    <w:next w:val="1031"/>
+    <w:basedOn w:val="1037"/>
+    <w:next w:val="1037"/>
     <w:uiPriority w:val="39"/>
     <w:unhideWhenUsed/>
     <w:pPr>
@@ -35753,7 +35777,7 @@
       <w:ind w:left="1760"/>
     </w:pPr>
   </w:style>
-  <w:style w:type="paragraph" w:styleId="1029">
+  <w:style w:type="paragraph" w:styleId="1035">
     <w:name w:val="TOC Heading"/>
     <w:uiPriority w:val="39"/>
     <w:unhideWhenUsed/>
@@ -35763,10 +35787,10 @@
       <w:ind/>
     </w:pPr>
   </w:style>
-  <w:style w:type="paragraph" w:styleId="1030">
+  <w:style w:type="paragraph" w:styleId="1036">
     <w:name w:val="table of figures"/>
-    <w:basedOn w:val="1031"/>
-    <w:next w:val="1031"/>
+    <w:basedOn w:val="1037"/>
+    <w:next w:val="1037"/>
     <w:uiPriority w:val="99"/>
     <w:unhideWhenUsed/>
     <w:pPr>
@@ -35775,7 +35799,7 @@
       <w:ind/>
     </w:pPr>
   </w:style>
-  <w:style w:type="paragraph" w:styleId="1031" w:default="1">
+  <w:style w:type="paragraph" w:styleId="1037" w:default="1">
     <w:name w:val="Normal"/>
     <w:qFormat/>
     <w:pPr>
@@ -35787,11 +35811,11 @@
       <w:lang w:val="es-US"/>
     </w:rPr>
   </w:style>
-  <w:style w:type="paragraph" w:styleId="1032">
+  <w:style w:type="paragraph" w:styleId="1038">
     <w:name w:val="Heading 2"/>
-    <w:basedOn w:val="1031"/>
-    <w:next w:val="1031"/>
-    <w:link w:val="1044"/>
+    <w:basedOn w:val="1037"/>
+    <w:next w:val="1037"/>
+    <w:link w:val="1050"/>
     <w:uiPriority w:val="9"/>
     <w:unhideWhenUsed/>
     <w:qFormat/>
@@ -35810,11 +35834,11 @@
       <w:szCs w:val="26"/>
     </w:rPr>
   </w:style>
-  <w:style w:type="paragraph" w:styleId="1033">
+  <w:style w:type="paragraph" w:styleId="1039">
     <w:name w:val="Heading 3"/>
-    <w:basedOn w:val="1031"/>
-    <w:next w:val="1031"/>
-    <w:link w:val="1046"/>
+    <w:basedOn w:val="1037"/>
+    <w:next w:val="1037"/>
+    <w:link w:val="1052"/>
     <w:uiPriority w:val="9"/>
     <w:semiHidden/>
     <w:unhideWhenUsed/>
@@ -35834,7 +35858,7 @@
       <w:szCs w:val="24"/>
     </w:rPr>
   </w:style>
-  <w:style w:type="character" w:styleId="1034" w:default="1">
+  <w:style w:type="character" w:styleId="1040" w:default="1">
     <w:name w:val="Default Paragraph Font"/>
     <w:uiPriority w:val="1"/>
     <w:semiHidden/>
@@ -35845,7 +35869,7 @@
       <w:ind/>
     </w:pPr>
   </w:style>
-  <w:style w:type="table" w:styleId="1035" w:default="1">
+  <w:style w:type="table" w:styleId="1041" w:default="1">
     <w:name w:val="Normal Table"/>
     <w:uiPriority w:val="99"/>
     <w:semiHidden/>
@@ -36038,7 +36062,7 @@
       </w:tcPr>
     </w:tblStylePr>
   </w:style>
-  <w:style w:type="numbering" w:styleId="1036" w:default="1">
+  <w:style w:type="numbering" w:styleId="1042" w:default="1">
     <w:name w:val="No List"/>
     <w:uiPriority w:val="99"/>
     <w:semiHidden/>
@@ -36049,9 +36073,9 @@
       <w:ind/>
     </w:pPr>
   </w:style>
-  <w:style w:type="character" w:styleId="1037">
+  <w:style w:type="character" w:styleId="1043">
     <w:name w:val="Hyperlink"/>
-    <w:basedOn w:val="1034"/>
+    <w:basedOn w:val="1040"/>
     <w:uiPriority w:val="99"/>
     <w:unhideWhenUsed/>
     <w:pPr>
@@ -36064,9 +36088,9 @@
       <w:u w:val="single"/>
     </w:rPr>
   </w:style>
-  <w:style w:type="character" w:styleId="1038">
+  <w:style w:type="character" w:styleId="1044">
     <w:name w:val="Unresolved Mention"/>
-    <w:basedOn w:val="1034"/>
+    <w:basedOn w:val="1040"/>
     <w:uiPriority w:val="99"/>
     <w:semiHidden/>
     <w:unhideWhenUsed/>
@@ -36080,9 +36104,9 @@
       <w:shd w:val="clear" w:color="auto" w:fill="e1dfdd"/>
     </w:rPr>
   </w:style>
-  <w:style w:type="paragraph" w:styleId="1039">
+  <w:style w:type="paragraph" w:styleId="1045">
     <w:name w:val="List Paragraph"/>
-    <w:basedOn w:val="1031"/>
+    <w:basedOn w:val="1037"/>
     <w:uiPriority w:val="34"/>
     <w:qFormat/>
     <w:pPr>
@@ -36092,10 +36116,10 @@
       <w:contextualSpacing w:val="true"/>
     </w:pPr>
   </w:style>
-  <w:style w:type="paragraph" w:styleId="1040">
+  <w:style w:type="paragraph" w:styleId="1046">
     <w:name w:val="Header"/>
-    <w:basedOn w:val="1031"/>
-    <w:link w:val="1041"/>
+    <w:basedOn w:val="1037"/>
+    <w:link w:val="1047"/>
     <w:uiPriority w:val="99"/>
     <w:unhideWhenUsed/>
     <w:pPr>
@@ -36108,10 +36132,10 @@
       <w:ind/>
     </w:pPr>
   </w:style>
-  <w:style w:type="character" w:styleId="1041" w:customStyle="1">
+  <w:style w:type="character" w:styleId="1047" w:customStyle="1">
     <w:name w:val="Encabezado Car"/>
-    <w:basedOn w:val="1034"/>
-    <w:link w:val="1040"/>
+    <w:basedOn w:val="1040"/>
+    <w:link w:val="1046"/>
     <w:uiPriority w:val="99"/>
     <w:pPr>
       <w:pBdr/>
@@ -36119,10 +36143,10 @@
       <w:ind/>
     </w:pPr>
   </w:style>
-  <w:style w:type="paragraph" w:styleId="1042">
+  <w:style w:type="paragraph" w:styleId="1048">
     <w:name w:val="Footer"/>
-    <w:basedOn w:val="1031"/>
-    <w:link w:val="1043"/>
+    <w:basedOn w:val="1037"/>
+    <w:link w:val="1049"/>
     <w:uiPriority w:val="99"/>
     <w:unhideWhenUsed/>
     <w:pPr>
@@ -36135,10 +36159,10 @@
       <w:ind/>
     </w:pPr>
   </w:style>
-  <w:style w:type="character" w:styleId="1043" w:customStyle="1">
+  <w:style w:type="character" w:styleId="1049" w:customStyle="1">
     <w:name w:val="Pie de página Car"/>
-    <w:basedOn w:val="1034"/>
-    <w:link w:val="1042"/>
+    <w:basedOn w:val="1040"/>
+    <w:link w:val="1048"/>
     <w:uiPriority w:val="99"/>
     <w:pPr>
       <w:pBdr/>
@@ -36146,10 +36170,10 @@
       <w:ind/>
     </w:pPr>
   </w:style>
-  <w:style w:type="character" w:styleId="1044" w:customStyle="1">
+  <w:style w:type="character" w:styleId="1050" w:customStyle="1">
     <w:name w:val="Título 2 Car"/>
-    <w:basedOn w:val="1034"/>
-    <w:link w:val="1032"/>
+    <w:basedOn w:val="1040"/>
+    <w:link w:val="1038"/>
     <w:uiPriority w:val="9"/>
     <w:pPr>
       <w:pBdr/>
@@ -36163,9 +36187,9 @@
       <w:szCs w:val="26"/>
     </w:rPr>
   </w:style>
-  <w:style w:type="character" w:styleId="1045">
+  <w:style w:type="character" w:styleId="1051">
     <w:name w:val="FollowedHyperlink"/>
-    <w:basedOn w:val="1034"/>
+    <w:basedOn w:val="1040"/>
     <w:uiPriority w:val="99"/>
     <w:semiHidden/>
     <w:unhideWhenUsed/>
@@ -36179,10 +36203,10 @@
       <w:u w:val="single"/>
     </w:rPr>
   </w:style>
-  <w:style w:type="character" w:styleId="1046" w:customStyle="1">
+  <w:style w:type="character" w:styleId="1052" w:customStyle="1">
     <w:name w:val="Título 3 Car"/>
-    <w:basedOn w:val="1034"/>
-    <w:link w:val="1033"/>
+    <w:basedOn w:val="1040"/>
+    <w:link w:val="1039"/>
     <w:uiPriority w:val="9"/>
     <w:semiHidden/>
     <w:pPr>
